--- a/数据恢复文档.docx
+++ b/数据恢复文档.docx
@@ -407,237 +407,303 @@
         </w:rPr>
         <w:t>生产环境下载：</w:t>
       </w:r>
+      <w:r>
+        <w:rPr>
+          <w:rStyle w:val="4"/>
+          <w:rFonts w:hint="eastAsia"/>
+          <w:lang w:val="en-US" w:eastAsia="zh-CN"/>
+        </w:rPr>
+        <w:br w:type="textWrapping"/>
+      </w:r>
+      <w:r>
+        <w:rPr>
+          <w:rFonts w:hint="eastAsia"/>
+          <w:lang w:val="en-US" w:eastAsia="zh-CN"/>
+        </w:rPr>
+        <w:fldChar w:fldCharType="end"/>
+      </w:r>
+      <w:r>
+        <w:rPr>
+          <w:rFonts w:hint="eastAsia"/>
+          <w:lang w:val="en-US" w:eastAsia="zh-CN"/>
+        </w:rPr>
+        <w:t>www.ritridata.com</w:t>
+      </w:r>
+    </w:p>
+    <w:p>
+      <w:pPr>
+        <w:rPr>
+          <w:rFonts w:hint="eastAsia"/>
+          <w:lang w:val="en-US" w:eastAsia="zh-CN"/>
+        </w:rPr>
+      </w:pPr>
+    </w:p>
+    <w:p>
+      <w:pPr>
+        <w:rPr>
+          <w:rFonts w:hint="default"/>
+          <w:lang w:val="en-US" w:eastAsia="zh-CN"/>
+        </w:rPr>
+      </w:pPr>
+      <w:r>
+        <w:rPr>
+          <w:rFonts w:hint="eastAsia"/>
+          <w:lang w:val="en-US" w:eastAsia="zh-CN"/>
+        </w:rPr>
+        <w:br w:type="textWrapping"/>
+      </w:r>
+      <w:r>
+        <w:rPr>
+          <w:rFonts w:hint="eastAsia"/>
+          <w:lang w:val="en-US" w:eastAsia="zh-CN"/>
+        </w:rPr>
+        <w:t>万兴recover it下载</w:t>
+      </w:r>
+    </w:p>
+    <w:p>
+      <w:pPr>
+        <w:rPr>
+          <w:rFonts w:hint="default"/>
+          <w:lang w:val="en-US" w:eastAsia="zh-CN"/>
+        </w:rPr>
+      </w:pPr>
+      <w:r>
+        <w:rPr>
+          <w:rFonts w:hint="default"/>
+          <w:lang w:val="en-US" w:eastAsia="zh-CN"/>
+        </w:rPr>
+        <w:fldChar w:fldCharType="begin"/>
+      </w:r>
+      <w:r>
+        <w:rPr>
+          <w:rFonts w:hint="default"/>
+          <w:lang w:val="en-US" w:eastAsia="zh-CN"/>
+        </w:rPr>
+        <w:instrText xml:space="preserve"> HYPERLINK "https://recoverit.wondershare.net/ad/data-recovery-brand.html?msclkid=d394c8c1d1b11a6f4336a2c479cab80e&amp;utm_source=bing&amp;utm_medium=cpc&amp;utm_campaign=DataR_SS_Brand_Pid(4174)_US_EN&amp;utm_term=recover%20it&amp;utm_content=Brand%3A%20Recoverit-EM" </w:instrText>
+      </w:r>
+      <w:r>
+        <w:rPr>
+          <w:rFonts w:hint="default"/>
+          <w:lang w:val="en-US" w:eastAsia="zh-CN"/>
+        </w:rPr>
+        <w:fldChar w:fldCharType="separate"/>
+      </w:r>
+      <w:r>
+        <w:rPr>
+          <w:rStyle w:val="4"/>
+          <w:rFonts w:hint="default"/>
+          <w:lang w:val="en-US" w:eastAsia="zh-CN"/>
+        </w:rPr>
+        <w:t>https://recoverit.wondershare.net/ad/data-recovery-brand.html?msclkid=d394c8c1d1b11a6f4336a2c479cab80e&amp;utm_source=bing&amp;utm_medium=cpc&amp;utm_campaign=DataR_SS_Brand_Pid(4174)_US_EN&amp;utm_term=recover%20it&amp;utm_content=Brand%3A%20Recoverit-EM</w:t>
+      </w:r>
+      <w:r>
+        <w:rPr>
+          <w:rFonts w:hint="default"/>
+          <w:lang w:val="en-US" w:eastAsia="zh-CN"/>
+        </w:rPr>
+        <w:fldChar w:fldCharType="end"/>
+      </w:r>
+    </w:p>
+    <w:p>
+      <w:pPr>
+        <w:rPr>
+          <w:rFonts w:hint="eastAsia"/>
+          <w:lang w:val="en-US" w:eastAsia="zh-CN"/>
+        </w:rPr>
+      </w:pPr>
+      <w:r>
+        <w:rPr>
+          <w:rFonts w:hint="default"/>
+          <w:lang w:val="en-US" w:eastAsia="zh-CN"/>
+        </w:rPr>
+        <w:br w:type="textWrapping"/>
+      </w:r>
+      <w:r>
+        <w:rPr>
+          <w:rFonts w:hint="eastAsia"/>
+          <w:lang w:val="en-US" w:eastAsia="zh-CN"/>
+        </w:rPr>
+        <w:t>万兴账号非会员：</w:t>
+      </w:r>
+      <w:r>
+        <w:rPr>
+          <w:rFonts w:hint="eastAsia"/>
+          <w:lang w:val="en-US" w:eastAsia="zh-CN"/>
+        </w:rPr>
+        <w:br w:type="textWrapping"/>
+      </w:r>
+      <w:r>
+        <w:rPr>
+          <w:rFonts w:hint="eastAsia"/>
+          <w:lang w:val="en-US" w:eastAsia="zh-CN"/>
+        </w:rPr>
+        <w:t>dengxin@300624.cn</w:t>
+      </w:r>
+    </w:p>
+    <w:p>
+      <w:pPr>
+        <w:rPr>
+          <w:rFonts w:hint="eastAsia"/>
+          <w:lang w:val="en-US" w:eastAsia="zh-CN"/>
+        </w:rPr>
+      </w:pPr>
+      <w:r>
+        <w:rPr>
+          <w:rFonts w:hint="eastAsia"/>
+          <w:lang w:val="en-US" w:eastAsia="zh-CN"/>
+        </w:rPr>
+        <w:t>Dengxin300624</w:t>
+      </w:r>
+    </w:p>
+    <w:p>
+      <w:pPr>
+        <w:rPr>
+          <w:rFonts w:hint="eastAsia"/>
+          <w:lang w:val="en-US" w:eastAsia="zh-CN"/>
+        </w:rPr>
+      </w:pPr>
+    </w:p>
+    <w:p>
+      <w:pPr>
+        <w:rPr>
+          <w:rFonts w:hint="eastAsia"/>
+          <w:lang w:val="en-US" w:eastAsia="zh-CN"/>
+        </w:rPr>
+      </w:pPr>
+      <w:r>
+        <w:rPr>
+          <w:rFonts w:hint="eastAsia"/>
+          <w:lang w:val="en-US" w:eastAsia="zh-CN"/>
+        </w:rPr>
+        <w:fldChar w:fldCharType="begin"/>
+      </w:r>
+      <w:r>
+        <w:rPr>
+          <w:rFonts w:hint="eastAsia"/>
+          <w:lang w:val="en-US" w:eastAsia="zh-CN"/>
+        </w:rPr>
+        <w:instrText xml:space="preserve"> HYPERLINK "mailto:15551359775@163.com" </w:instrText>
+      </w:r>
+      <w:r>
+        <w:rPr>
+          <w:rFonts w:hint="eastAsia"/>
+          <w:lang w:val="en-US" w:eastAsia="zh-CN"/>
+        </w:rPr>
+        <w:fldChar w:fldCharType="separate"/>
+      </w:r>
+      <w:r>
+        <w:rPr>
+          <w:rStyle w:val="4"/>
+          <w:rFonts w:hint="eastAsia"/>
+          <w:lang w:val="en-US" w:eastAsia="zh-CN"/>
+        </w:rPr>
+        <w:t>15551359775@163.com</w:t>
+      </w:r>
+      <w:r>
+        <w:rPr>
+          <w:rFonts w:hint="eastAsia"/>
+          <w:lang w:val="en-US" w:eastAsia="zh-CN"/>
+        </w:rPr>
+        <w:fldChar w:fldCharType="end"/>
+      </w:r>
+    </w:p>
+    <w:p>
+      <w:pPr>
+        <w:rPr>
+          <w:rFonts w:hint="default"/>
+          <w:lang w:val="en-US" w:eastAsia="zh-CN"/>
+        </w:rPr>
+      </w:pPr>
+      <w:r>
+        <w:rPr>
+          <w:rFonts w:hint="eastAsia"/>
+          <w:lang w:val="en-US" w:eastAsia="zh-CN"/>
+        </w:rPr>
+        <w:t>hangdudu521</w:t>
+      </w:r>
+    </w:p>
+    <w:p>
+      <w:pPr>
+        <w:rPr>
+          <w:rFonts w:hint="default"/>
+          <w:lang w:val="en-US" w:eastAsia="zh-CN"/>
+        </w:rPr>
+      </w:pPr>
+    </w:p>
+    <w:p>
+      <w:pPr>
+        <w:rPr>
+          <w:rFonts w:hint="default"/>
+          <w:lang w:val="en-US" w:eastAsia="zh-CN"/>
+        </w:rPr>
+      </w:pPr>
+      <w:r>
+        <w:rPr>
+          <w:rFonts w:hint="eastAsia"/>
+          <w:lang w:val="en-US" w:eastAsia="zh-CN"/>
+        </w:rPr>
+        <w:t>万兴账号会员</w:t>
+      </w:r>
+      <w:r>
+        <w:rPr>
+          <w:rFonts w:hint="eastAsia"/>
+          <w:lang w:val="en-US" w:eastAsia="zh-CN"/>
+        </w:rPr>
+        <w:br w:type="textWrapping"/>
+      </w:r>
+      <w:r>
+        <w:rPr>
+          <w:rFonts w:hint="eastAsia"/>
+          <w:lang w:val="en-US" w:eastAsia="zh-CN"/>
+        </w:rPr>
+        <w:fldChar w:fldCharType="begin"/>
+      </w:r>
+      <w:r>
+        <w:rPr>
+          <w:rFonts w:hint="eastAsia"/>
+          <w:lang w:val="en-US" w:eastAsia="zh-CN"/>
+        </w:rPr>
+        <w:instrText xml:space="preserve"> HYPERLINK "mailto:lisy@300624.cn" </w:instrText>
+      </w:r>
+      <w:r>
+        <w:rPr>
+          <w:rFonts w:hint="eastAsia"/>
+          <w:lang w:val="en-US" w:eastAsia="zh-CN"/>
+        </w:rPr>
+        <w:fldChar w:fldCharType="separate"/>
+      </w:r>
+      <w:r>
+        <w:rPr>
+          <w:rStyle w:val="4"/>
+          <w:rFonts w:hint="eastAsia"/>
+          <w:lang w:val="en-US" w:eastAsia="zh-CN"/>
+        </w:rPr>
+        <w:t>lisy@300624.cn</w:t>
+      </w:r>
+      <w:r>
+        <w:rPr>
+          <w:rStyle w:val="4"/>
+          <w:rFonts w:hint="eastAsia"/>
+          <w:lang w:val="en-US" w:eastAsia="zh-CN"/>
+        </w:rPr>
+        <w:br w:type="textWrapping"/>
+      </w:r>
+      <w:r>
+        <w:rPr>
+          <w:rFonts w:hint="eastAsia"/>
+          <w:lang w:val="en-US" w:eastAsia="zh-CN"/>
+        </w:rPr>
+        <w:fldChar w:fldCharType="end"/>
+      </w:r>
+      <w:r>
+        <w:rPr>
+          <w:rFonts w:hint="eastAsia"/>
+          <w:lang w:val="en-US" w:eastAsia="zh-CN"/>
+        </w:rPr>
+        <w:t>Lisy300624</w:t>
+      </w:r>
       <w:bookmarkStart w:id="0" w:name="_GoBack"/>
       <w:bookmarkEnd w:id="0"/>
-      <w:r>
-        <w:rPr>
-          <w:rStyle w:val="4"/>
-          <w:rFonts w:hint="eastAsia"/>
-          <w:lang w:val="en-US" w:eastAsia="zh-CN"/>
-        </w:rPr>
-        <w:br w:type="textWrapping"/>
-      </w:r>
-      <w:r>
-        <w:rPr>
-          <w:rFonts w:hint="eastAsia"/>
-          <w:lang w:val="en-US" w:eastAsia="zh-CN"/>
-        </w:rPr>
-        <w:fldChar w:fldCharType="end"/>
-      </w:r>
-      <w:r>
-        <w:rPr>
-          <w:rFonts w:hint="eastAsia"/>
-          <w:lang w:val="en-US" w:eastAsia="zh-CN"/>
-        </w:rPr>
-        <w:t>www.ritridata.com</w:t>
-      </w:r>
-    </w:p>
-    <w:p>
-      <w:pPr>
-        <w:rPr>
-          <w:rFonts w:hint="eastAsia"/>
-          <w:lang w:val="en-US" w:eastAsia="zh-CN"/>
-        </w:rPr>
-      </w:pPr>
-    </w:p>
-    <w:p>
-      <w:pPr>
-        <w:rPr>
-          <w:rFonts w:hint="default"/>
-          <w:lang w:val="en-US" w:eastAsia="zh-CN"/>
-        </w:rPr>
-      </w:pPr>
-      <w:r>
-        <w:rPr>
-          <w:rFonts w:hint="eastAsia"/>
-          <w:lang w:val="en-US" w:eastAsia="zh-CN"/>
-        </w:rPr>
-        <w:br w:type="textWrapping"/>
-      </w:r>
-      <w:r>
-        <w:rPr>
-          <w:rFonts w:hint="eastAsia"/>
-          <w:lang w:val="en-US" w:eastAsia="zh-CN"/>
-        </w:rPr>
-        <w:t>万兴recover it下载</w:t>
-      </w:r>
-    </w:p>
-    <w:p>
-      <w:pPr>
-        <w:rPr>
-          <w:rFonts w:hint="default"/>
-          <w:lang w:val="en-US" w:eastAsia="zh-CN"/>
-        </w:rPr>
-      </w:pPr>
-      <w:r>
-        <w:rPr>
-          <w:rFonts w:hint="default"/>
-          <w:lang w:val="en-US" w:eastAsia="zh-CN"/>
-        </w:rPr>
-        <w:fldChar w:fldCharType="begin"/>
-      </w:r>
-      <w:r>
-        <w:rPr>
-          <w:rFonts w:hint="default"/>
-          <w:lang w:val="en-US" w:eastAsia="zh-CN"/>
-        </w:rPr>
-        <w:instrText xml:space="preserve"> HYPERLINK "https://recoverit.wondershare.net/ad/data-recovery-brand.html?msclkid=d394c8c1d1b11a6f4336a2c479cab80e&amp;utm_source=bing&amp;utm_medium=cpc&amp;utm_campaign=DataR_SS_Brand_Pid(4174)_US_EN&amp;utm_term=recover%20it&amp;utm_content=Brand%3A%20Recoverit-EM" </w:instrText>
-      </w:r>
-      <w:r>
-        <w:rPr>
-          <w:rFonts w:hint="default"/>
-          <w:lang w:val="en-US" w:eastAsia="zh-CN"/>
-        </w:rPr>
-        <w:fldChar w:fldCharType="separate"/>
-      </w:r>
-      <w:r>
-        <w:rPr>
-          <w:rStyle w:val="4"/>
-          <w:rFonts w:hint="default"/>
-          <w:lang w:val="en-US" w:eastAsia="zh-CN"/>
-        </w:rPr>
-        <w:t>https://recoverit.wondershare.net/ad/data-recovery-brand.html?msclkid=d394c8c1d1b11a6f4336a2c479cab80e&amp;utm_source=bing&amp;utm_medium=cpc&amp;utm_campaign=DataR_SS_Brand_Pid(4174)_US_EN&amp;utm_term=recover%20it&amp;utm_content=Brand%3A%20Recoverit-EM</w:t>
-      </w:r>
-      <w:r>
-        <w:rPr>
-          <w:rFonts w:hint="default"/>
-          <w:lang w:val="en-US" w:eastAsia="zh-CN"/>
-        </w:rPr>
-        <w:fldChar w:fldCharType="end"/>
-      </w:r>
-    </w:p>
-    <w:p>
-      <w:pPr>
-        <w:rPr>
-          <w:rFonts w:hint="eastAsia"/>
-          <w:lang w:val="en-US" w:eastAsia="zh-CN"/>
-        </w:rPr>
-      </w:pPr>
-      <w:r>
-        <w:rPr>
-          <w:rFonts w:hint="default"/>
-          <w:lang w:val="en-US" w:eastAsia="zh-CN"/>
-        </w:rPr>
-        <w:br w:type="textWrapping"/>
-      </w:r>
-      <w:r>
-        <w:rPr>
-          <w:rFonts w:hint="eastAsia"/>
-          <w:lang w:val="en-US" w:eastAsia="zh-CN"/>
-        </w:rPr>
-        <w:t>万兴账号非会员：</w:t>
-      </w:r>
-      <w:r>
-        <w:rPr>
-          <w:rFonts w:hint="eastAsia"/>
-          <w:lang w:val="en-US" w:eastAsia="zh-CN"/>
-        </w:rPr>
-        <w:br w:type="textWrapping"/>
-      </w:r>
-      <w:r>
-        <w:rPr>
-          <w:rFonts w:hint="eastAsia"/>
-          <w:lang w:val="en-US" w:eastAsia="zh-CN"/>
-        </w:rPr>
-        <w:t>dengxin@300624.cn</w:t>
-      </w:r>
-    </w:p>
-    <w:p>
-      <w:pPr>
-        <w:rPr>
-          <w:rFonts w:hint="eastAsia"/>
-          <w:lang w:val="en-US" w:eastAsia="zh-CN"/>
-        </w:rPr>
-      </w:pPr>
-      <w:r>
-        <w:rPr>
-          <w:rFonts w:hint="eastAsia"/>
-          <w:lang w:val="en-US" w:eastAsia="zh-CN"/>
-        </w:rPr>
-        <w:t>Dengxin300624</w:t>
-      </w:r>
-    </w:p>
-    <w:p>
-      <w:pPr>
-        <w:rPr>
-          <w:rFonts w:hint="eastAsia"/>
-          <w:lang w:val="en-US" w:eastAsia="zh-CN"/>
-        </w:rPr>
-      </w:pPr>
-    </w:p>
-    <w:p>
-      <w:pPr>
-        <w:rPr>
-          <w:rFonts w:hint="eastAsia"/>
-          <w:lang w:val="en-US" w:eastAsia="zh-CN"/>
-        </w:rPr>
-      </w:pPr>
-      <w:r>
-        <w:rPr>
-          <w:rFonts w:hint="eastAsia"/>
-          <w:lang w:val="en-US" w:eastAsia="zh-CN"/>
-        </w:rPr>
-        <w:fldChar w:fldCharType="begin"/>
-      </w:r>
-      <w:r>
-        <w:rPr>
-          <w:rFonts w:hint="eastAsia"/>
-          <w:lang w:val="en-US" w:eastAsia="zh-CN"/>
-        </w:rPr>
-        <w:instrText xml:space="preserve"> HYPERLINK "mailto:15551359775@163.com" </w:instrText>
-      </w:r>
-      <w:r>
-        <w:rPr>
-          <w:rFonts w:hint="eastAsia"/>
-          <w:lang w:val="en-US" w:eastAsia="zh-CN"/>
-        </w:rPr>
-        <w:fldChar w:fldCharType="separate"/>
-      </w:r>
-      <w:r>
-        <w:rPr>
-          <w:rStyle w:val="4"/>
-          <w:rFonts w:hint="eastAsia"/>
-          <w:lang w:val="en-US" w:eastAsia="zh-CN"/>
-        </w:rPr>
-        <w:t>15551359775@163.com</w:t>
-      </w:r>
-      <w:r>
-        <w:rPr>
-          <w:rFonts w:hint="eastAsia"/>
-          <w:lang w:val="en-US" w:eastAsia="zh-CN"/>
-        </w:rPr>
-        <w:fldChar w:fldCharType="end"/>
-      </w:r>
-    </w:p>
-    <w:p>
-      <w:pPr>
-        <w:rPr>
-          <w:rFonts w:hint="default"/>
-          <w:lang w:val="en-US" w:eastAsia="zh-CN"/>
-        </w:rPr>
-      </w:pPr>
-      <w:r>
-        <w:rPr>
-          <w:rFonts w:hint="eastAsia"/>
-          <w:lang w:val="en-US" w:eastAsia="zh-CN"/>
-        </w:rPr>
-        <w:t>Hangdudu521</w:t>
-      </w:r>
-    </w:p>
-    <w:p>
-      <w:pPr>
-        <w:rPr>
-          <w:rFonts w:hint="default"/>
-          <w:lang w:val="en-US" w:eastAsia="zh-CN"/>
-        </w:rPr>
-      </w:pPr>
-      <w:r>
-        <w:rPr>
-          <w:rFonts w:hint="default"/>
-          <w:lang w:val="en-US" w:eastAsia="zh-CN"/>
-        </w:rPr>
-        <w:br w:type="textWrapping"/>
-      </w:r>
     </w:p>
     <w:sectPr>
       <w:pgSz w:w="11906" w:h="16838"/>

--- a/数据恢复文档.docx
+++ b/数据恢复文档.docx
@@ -336,16 +336,17 @@
     <w:p>
       <w:pPr>
         <w:rPr>
-          <w:rFonts w:hint="eastAsia"/>
-          <w:lang w:val="en-US" w:eastAsia="zh-CN"/>
-        </w:rPr>
-      </w:pPr>
-      <w:r>
-        <w:rPr>
-          <w:rFonts w:hint="eastAsia"/>
-          <w:lang w:val="en-US" w:eastAsia="zh-CN"/>
-        </w:rPr>
-        <w:t>测试环境下载：</w:t>
+          <w:rFonts w:hint="default"/>
+          <w:lang w:val="en-US" w:eastAsia="zh-CN"/>
+        </w:rPr>
+      </w:pPr>
+      <w:bookmarkStart w:id="0" w:name="_GoBack"/>
+      <w:r>
+        <w:rPr>
+          <w:rFonts w:hint="eastAsia"/>
+          <w:lang w:val="en-US" w:eastAsia="zh-CN"/>
+        </w:rPr>
+        <w:t>测试环境网页端：</w:t>
       </w:r>
       <w:r>
         <w:rPr>
@@ -405,7 +406,7 @@
           <w:rFonts w:hint="eastAsia"/>
           <w:lang w:val="en-US" w:eastAsia="zh-CN"/>
         </w:rPr>
-        <w:t>生产环境下载：</w:t>
+        <w:t>生产环境：</w:t>
       </w:r>
       <w:r>
         <w:rPr>
@@ -429,6 +430,135 @@
         </w:rPr>
         <w:t>www.ritridata.com</w:t>
       </w:r>
+      <w:bookmarkEnd w:id="0"/>
+      <w:r>
+        <w:rPr>
+          <w:rFonts w:hint="eastAsia"/>
+          <w:lang w:val="en-US" w:eastAsia="zh-CN"/>
+        </w:rPr>
+        <w:br w:type="textWrapping"/>
+      </w:r>
+      <w:r>
+        <w:rPr>
+          <w:rFonts w:hint="eastAsia"/>
+          <w:lang w:val="en-US" w:eastAsia="zh-CN"/>
+        </w:rPr>
+        <w:br w:type="textWrapping"/>
+      </w:r>
+      <w:r>
+        <w:rPr>
+          <w:rFonts w:hint="eastAsia"/>
+          <w:lang w:val="en-US" w:eastAsia="zh-CN"/>
+        </w:rPr>
+        <w:t>生产环境账号：</w:t>
+      </w:r>
+      <w:r>
+        <w:rPr>
+          <w:rFonts w:hint="eastAsia"/>
+          <w:lang w:val="en-US" w:eastAsia="zh-CN"/>
+        </w:rPr>
+        <w:br w:type="textWrapping"/>
+      </w:r>
+      <w:r>
+        <w:rPr>
+          <w:rFonts w:hint="eastAsia"/>
+          <w:lang w:val="en-US" w:eastAsia="zh-CN"/>
+        </w:rPr>
+        <w:fldChar w:fldCharType="begin"/>
+      </w:r>
+      <w:r>
+        <w:rPr>
+          <w:rFonts w:hint="eastAsia"/>
+          <w:lang w:val="en-US" w:eastAsia="zh-CN"/>
+        </w:rPr>
+        <w:instrText xml:space="preserve"> HYPERLINK "mailto:15551359775@163.com" </w:instrText>
+      </w:r>
+      <w:r>
+        <w:rPr>
+          <w:rFonts w:hint="eastAsia"/>
+          <w:lang w:val="en-US" w:eastAsia="zh-CN"/>
+        </w:rPr>
+        <w:fldChar w:fldCharType="separate"/>
+      </w:r>
+      <w:r>
+        <w:rPr>
+          <w:rStyle w:val="4"/>
+          <w:rFonts w:hint="eastAsia"/>
+          <w:lang w:val="en-US" w:eastAsia="zh-CN"/>
+        </w:rPr>
+        <w:t>15551359775@163.com</w:t>
+      </w:r>
+      <w:r>
+        <w:rPr>
+          <w:rStyle w:val="4"/>
+          <w:rFonts w:hint="eastAsia"/>
+          <w:lang w:val="en-US" w:eastAsia="zh-CN"/>
+        </w:rPr>
+        <w:br w:type="textWrapping"/>
+      </w:r>
+      <w:r>
+        <w:rPr>
+          <w:rFonts w:hint="eastAsia"/>
+          <w:lang w:val="en-US" w:eastAsia="zh-CN"/>
+        </w:rPr>
+        <w:fldChar w:fldCharType="end"/>
+      </w:r>
+      <w:r>
+        <w:rPr>
+          <w:rFonts w:hint="eastAsia"/>
+          <w:lang w:val="en-US" w:eastAsia="zh-CN"/>
+        </w:rPr>
+        <w:t>Hangdudu521</w:t>
+      </w:r>
+      <w:r>
+        <w:rPr>
+          <w:rFonts w:hint="eastAsia"/>
+          <w:lang w:val="en-US" w:eastAsia="zh-CN"/>
+        </w:rPr>
+        <w:br w:type="textWrapping"/>
+      </w:r>
+      <w:r>
+        <w:rPr>
+          <w:rFonts w:hint="eastAsia"/>
+          <w:lang w:val="en-US" w:eastAsia="zh-CN"/>
+        </w:rPr>
+        <w:br w:type="textWrapping"/>
+      </w:r>
+      <w:r>
+        <w:rPr>
+          <w:rFonts w:hint="eastAsia"/>
+          <w:lang w:val="en-US" w:eastAsia="zh-CN"/>
+        </w:rPr>
+        <w:t>生产环境会员账号：</w:t>
+      </w:r>
+      <w:r>
+        <w:rPr>
+          <w:rFonts w:hint="eastAsia"/>
+          <w:lang w:val="en-US" w:eastAsia="zh-CN"/>
+        </w:rPr>
+        <w:br w:type="textWrapping"/>
+      </w:r>
+      <w:r>
+        <w:rPr>
+          <w:rFonts w:hint="eastAsia"/>
+          <w:lang w:val="en-US" w:eastAsia="zh-CN"/>
+        </w:rPr>
+        <w:t xml:space="preserve">abcd51111@126.com </w:t>
+      </w:r>
+      <w:r>
+        <w:rPr>
+          <w:rFonts w:hint="eastAsia"/>
+          <w:lang w:val="en-US" w:eastAsia="zh-CN"/>
+        </w:rPr>
+        <w:br w:type="textWrapping"/>
+      </w:r>
+      <w:r>
+        <w:rPr>
+          <w:rFonts w:hint="eastAsia"/>
+          <w:lang w:val="en-US" w:eastAsia="zh-CN"/>
+        </w:rPr>
+        <w:t>CasenHappy@12345</w:t>
+      </w:r>
     </w:p>
     <w:p>
       <w:pPr>
@@ -702,8 +832,6 @@
         </w:rPr>
         <w:t>Lisy300624</w:t>
       </w:r>
-      <w:bookmarkStart w:id="0" w:name="_GoBack"/>
-      <w:bookmarkEnd w:id="0"/>
     </w:p>
     <w:sectPr>
       <w:pgSz w:w="11906" w:h="16838"/>

--- a/数据恢复文档.docx
+++ b/数据恢复文档.docx
@@ -336,17 +336,121 @@
     <w:p>
       <w:pPr>
         <w:rPr>
-          <w:rFonts w:hint="default"/>
-          <w:lang w:val="en-US" w:eastAsia="zh-CN"/>
-        </w:rPr>
-      </w:pPr>
+          <w:rFonts w:hint="eastAsia"/>
+          <w:lang w:val="en-US" w:eastAsia="zh-CN"/>
+        </w:rPr>
+      </w:pPr>
+      <w:r>
+        <w:rPr>
+          <w:rFonts w:hint="eastAsia"/>
+          <w:lang w:val="en-US" w:eastAsia="zh-CN"/>
+        </w:rPr>
+        <w:t>测试环境网页端：</w:t>
+      </w:r>
+      <w:r>
+        <w:rPr>
+          <w:rFonts w:hint="eastAsia"/>
+          <w:lang w:val="en-US" w:eastAsia="zh-CN"/>
+        </w:rPr>
+        <w:br w:type="textWrapping"/>
+      </w:r>
+      <w:r>
+        <w:rPr>
+          <w:rFonts w:hint="eastAsia"/>
+          <w:lang w:val="en-US" w:eastAsia="zh-CN"/>
+        </w:rPr>
+        <w:fldChar w:fldCharType="begin"/>
+      </w:r>
+      <w:r>
+        <w:rPr>
+          <w:rFonts w:hint="eastAsia"/>
+          <w:lang w:val="en-US" w:eastAsia="zh-CN"/>
+        </w:rPr>
+        <w:instrText xml:space="preserve"> HYPERLINK "http://8.149.136.76/" </w:instrText>
+      </w:r>
+      <w:r>
+        <w:rPr>
+          <w:rFonts w:hint="eastAsia"/>
+          <w:lang w:val="en-US" w:eastAsia="zh-CN"/>
+        </w:rPr>
+        <w:fldChar w:fldCharType="separate"/>
+      </w:r>
       <w:bookmarkStart w:id="0" w:name="_GoBack"/>
       <w:r>
         <w:rPr>
-          <w:rFonts w:hint="eastAsia"/>
-          <w:lang w:val="en-US" w:eastAsia="zh-CN"/>
-        </w:rPr>
-        <w:t>测试环境网页端：</w:t>
+          <w:rStyle w:val="4"/>
+          <w:rFonts w:hint="eastAsia"/>
+          <w:lang w:val="en-US" w:eastAsia="zh-CN"/>
+        </w:rPr>
+        <w:t>http://8.149.136.76/</w:t>
+      </w:r>
+      <w:bookmarkEnd w:id="0"/>
+      <w:r>
+        <w:rPr>
+          <w:rStyle w:val="4"/>
+          <w:rFonts w:hint="eastAsia"/>
+          <w:lang w:val="en-US" w:eastAsia="zh-CN"/>
+        </w:rPr>
+        <w:br w:type="textWrapping"/>
+      </w:r>
+      <w:r>
+        <w:rPr>
+          <w:rStyle w:val="4"/>
+          <w:rFonts w:hint="eastAsia"/>
+          <w:lang w:val="en-US" w:eastAsia="zh-CN"/>
+        </w:rPr>
+        <w:br w:type="textWrapping"/>
+      </w:r>
+      <w:r>
+        <w:rPr>
+          <w:rStyle w:val="4"/>
+          <w:rFonts w:hint="eastAsia"/>
+          <w:lang w:val="en-US" w:eastAsia="zh-CN"/>
+        </w:rPr>
+        <w:t>生产环境：</w:t>
+      </w:r>
+      <w:r>
+        <w:rPr>
+          <w:rStyle w:val="4"/>
+          <w:rFonts w:hint="eastAsia"/>
+          <w:lang w:val="en-US" w:eastAsia="zh-CN"/>
+        </w:rPr>
+        <w:br w:type="textWrapping"/>
+      </w:r>
+      <w:r>
+        <w:rPr>
+          <w:rFonts w:hint="eastAsia"/>
+          <w:lang w:val="en-US" w:eastAsia="zh-CN"/>
+        </w:rPr>
+        <w:fldChar w:fldCharType="end"/>
+      </w:r>
+      <w:r>
+        <w:rPr>
+          <w:rFonts w:hint="eastAsia"/>
+          <w:lang w:val="en-US" w:eastAsia="zh-CN"/>
+        </w:rPr>
+        <w:t>www.ritridata.com</w:t>
+      </w:r>
+      <w:r>
+        <w:rPr>
+          <w:rFonts w:hint="eastAsia"/>
+          <w:lang w:val="en-US" w:eastAsia="zh-CN"/>
+        </w:rPr>
+        <w:br w:type="textWrapping"/>
+      </w:r>
+      <w:r>
+        <w:rPr>
+          <w:rFonts w:hint="eastAsia"/>
+          <w:lang w:val="en-US" w:eastAsia="zh-CN"/>
+        </w:rPr>
+        <w:br w:type="textWrapping"/>
+      </w:r>
+      <w:r>
+        <w:rPr>
+          <w:rFonts w:hint="eastAsia"/>
+          <w:lang w:val="en-US" w:eastAsia="zh-CN"/>
+        </w:rPr>
+        <w:t>生产环境账号：</w:t>
       </w:r>
       <w:r>
         <w:rPr>
@@ -367,7 +471,7 @@
           <w:rFonts w:hint="eastAsia"/>
           <w:lang w:val="en-US" w:eastAsia="zh-CN"/>
         </w:rPr>
-        <w:instrText xml:space="preserve"> HYPERLINK "http://8.149.136.76/" </w:instrText>
+        <w:instrText xml:space="preserve"> HYPERLINK "mailto:15551359775@163.com" </w:instrText>
       </w:r>
       <w:r>
         <w:rPr>
@@ -382,31 +486,7 @@
           <w:rFonts w:hint="eastAsia"/>
           <w:lang w:val="en-US" w:eastAsia="zh-CN"/>
         </w:rPr>
-        <w:t>http://8.149.136.76/</w:t>
-      </w:r>
-      <w:r>
-        <w:rPr>
-          <w:rStyle w:val="4"/>
-          <w:rFonts w:hint="eastAsia"/>
-          <w:lang w:val="en-US" w:eastAsia="zh-CN"/>
-        </w:rPr>
-        <w:br w:type="textWrapping"/>
-      </w:r>
-      <w:r>
-        <w:rPr>
-          <w:rStyle w:val="4"/>
-          <w:rFonts w:hint="eastAsia"/>
-          <w:lang w:val="en-US" w:eastAsia="zh-CN"/>
-        </w:rPr>
-        <w:br w:type="textWrapping"/>
-      </w:r>
-      <w:r>
-        <w:rPr>
-          <w:rStyle w:val="4"/>
-          <w:rFonts w:hint="eastAsia"/>
-          <w:lang w:val="en-US" w:eastAsia="zh-CN"/>
-        </w:rPr>
-        <w:t>生产环境：</w:t>
+        <w:t>15551359775@163.com</w:t>
       </w:r>
       <w:r>
         <w:rPr>
@@ -428,29 +508,14 @@
           <w:rFonts w:hint="eastAsia"/>
           <w:lang w:val="en-US" w:eastAsia="zh-CN"/>
         </w:rPr>
-        <w:t>www.ritridata.com</w:t>
-      </w:r>
-      <w:bookmarkEnd w:id="0"/>
-      <w:r>
-        <w:rPr>
-          <w:rFonts w:hint="eastAsia"/>
-          <w:lang w:val="en-US" w:eastAsia="zh-CN"/>
-        </w:rPr>
-        <w:br w:type="textWrapping"/>
-      </w:r>
-      <w:r>
-        <w:rPr>
-          <w:rFonts w:hint="eastAsia"/>
-          <w:lang w:val="en-US" w:eastAsia="zh-CN"/>
-        </w:rPr>
-        <w:br w:type="textWrapping"/>
-      </w:r>
-      <w:r>
-        <w:rPr>
-          <w:rFonts w:hint="eastAsia"/>
-          <w:lang w:val="en-US" w:eastAsia="zh-CN"/>
-        </w:rPr>
-        <w:t>生产环境账号：</w:t>
+        <w:t>Hangdudu521</w:t>
+      </w:r>
+      <w:r>
+        <w:rPr>
+          <w:rFonts w:hint="eastAsia"/>
+          <w:lang w:val="en-US" w:eastAsia="zh-CN"/>
+        </w:rPr>
+        <w:br w:type="textWrapping"/>
       </w:r>
       <w:r>
         <w:rPr>
@@ -471,7 +536,7 @@
           <w:rFonts w:hint="eastAsia"/>
           <w:lang w:val="en-US" w:eastAsia="zh-CN"/>
         </w:rPr>
-        <w:instrText xml:space="preserve"> HYPERLINK "mailto:15551359775@163.com" </w:instrText>
+        <w:instrText xml:space="preserve"> HYPERLINK "mailto:1722398792@qq.com" </w:instrText>
       </w:r>
       <w:r>
         <w:rPr>
@@ -486,7 +551,74 @@
           <w:rFonts w:hint="eastAsia"/>
           <w:lang w:val="en-US" w:eastAsia="zh-CN"/>
         </w:rPr>
-        <w:t>15551359775@163.com</w:t>
+        <w:t>1722398792@qq.com</w:t>
+      </w:r>
+      <w:r>
+        <w:rPr>
+          <w:rFonts w:hint="eastAsia"/>
+          <w:lang w:val="en-US" w:eastAsia="zh-CN"/>
+        </w:rPr>
+        <w:fldChar w:fldCharType="end"/>
+      </w:r>
+    </w:p>
+    <w:p>
+      <w:pPr>
+        <w:rPr>
+          <w:rFonts w:hint="eastAsia"/>
+          <w:lang w:val="en-US" w:eastAsia="zh-CN"/>
+        </w:rPr>
+      </w:pPr>
+      <w:r>
+        <w:rPr>
+          <w:rFonts w:hint="eastAsia"/>
+          <w:lang w:val="en-US" w:eastAsia="zh-CN"/>
+        </w:rPr>
+        <w:t>Hangdudu521</w:t>
+      </w:r>
+    </w:p>
+    <w:p>
+      <w:pPr>
+        <w:rPr>
+          <w:rFonts w:hint="eastAsia"/>
+          <w:lang w:val="en-US" w:eastAsia="zh-CN"/>
+        </w:rPr>
+      </w:pPr>
+    </w:p>
+    <w:p>
+      <w:pPr>
+        <w:rPr>
+          <w:rFonts w:hint="default"/>
+          <w:lang w:val="en-US" w:eastAsia="zh-CN"/>
+        </w:rPr>
+      </w:pPr>
+      <w:r>
+        <w:rPr>
+          <w:rFonts w:hint="eastAsia"/>
+          <w:lang w:val="en-US" w:eastAsia="zh-CN"/>
+        </w:rPr>
+        <w:fldChar w:fldCharType="begin"/>
+      </w:r>
+      <w:r>
+        <w:rPr>
+          <w:rFonts w:hint="eastAsia"/>
+          <w:lang w:val="en-US" w:eastAsia="zh-CN"/>
+        </w:rPr>
+        <w:instrText xml:space="preserve"> HYPERLINK "mailto:748604487@qq.com" </w:instrText>
+      </w:r>
+      <w:r>
+        <w:rPr>
+          <w:rFonts w:hint="eastAsia"/>
+          <w:lang w:val="en-US" w:eastAsia="zh-CN"/>
+        </w:rPr>
+        <w:fldChar w:fldCharType="separate"/>
+      </w:r>
+      <w:r>
+        <w:rPr>
+          <w:rStyle w:val="4"/>
+          <w:rFonts w:hint="eastAsia"/>
+          <w:lang w:val="en-US" w:eastAsia="zh-CN"/>
+        </w:rPr>
+        <w:t>748604487@qq.com</w:t>
       </w:r>
       <w:r>
         <w:rPr>

--- a/数据恢复文档.docx
+++ b/数据恢复文档.docx
@@ -278,6 +278,58 @@
           <w:rFonts w:hint="eastAsia"/>
           <w:lang w:val="en-US" w:eastAsia="zh-CN"/>
         </w:rPr>
+        <w:t>https://icnt3nwmlpd2.feishu.cn/base/YrCQbOtQla2Eufsikp9cDngRnqh?table=tbleFP6awunDHqRL&amp;view=vew2CozIky</w:t>
+      </w:r>
+    </w:p>
+    <w:p>
+      <w:pPr>
+        <w:rPr>
+          <w:rFonts w:hint="eastAsia"/>
+          <w:lang w:val="en-US" w:eastAsia="zh-CN"/>
+        </w:rPr>
+      </w:pPr>
+      <w:r>
+        <w:rPr>
+          <w:rFonts w:hint="eastAsia"/>
+          <w:lang w:val="en-US" w:eastAsia="zh-CN"/>
+        </w:rPr>
+        <w:t>需求&amp;bug表</w:t>
+      </w:r>
+    </w:p>
+    <w:p>
+      <w:pPr>
+        <w:rPr>
+          <w:rFonts w:hint="eastAsia"/>
+          <w:lang w:val="en-US" w:eastAsia="zh-CN"/>
+        </w:rPr>
+      </w:pPr>
+    </w:p>
+    <w:p>
+      <w:pPr>
+        <w:rPr>
+          <w:rFonts w:hint="eastAsia"/>
+          <w:lang w:val="en-US" w:eastAsia="zh-CN"/>
+        </w:rPr>
+      </w:pPr>
+      <w:r>
+        <w:rPr>
+          <w:rFonts w:hint="eastAsia"/>
+          <w:lang w:val="en-US" w:eastAsia="zh-CN"/>
+        </w:rPr>
+        <w:t>测试环境网页端：</w:t>
+      </w:r>
+      <w:r>
+        <w:rPr>
+          <w:rFonts w:hint="eastAsia"/>
+          <w:lang w:val="en-US" w:eastAsia="zh-CN"/>
+        </w:rPr>
+        <w:br w:type="textWrapping"/>
+      </w:r>
+      <w:r>
+        <w:rPr>
+          <w:rFonts w:hint="eastAsia"/>
+          <w:lang w:val="en-US" w:eastAsia="zh-CN"/>
+        </w:rPr>
         <w:fldChar w:fldCharType="begin"/>
       </w:r>
       <w:r>
@@ -285,7 +337,7 @@
           <w:rFonts w:hint="eastAsia"/>
           <w:lang w:val="en-US" w:eastAsia="zh-CN"/>
         </w:rPr>
-        <w:instrText xml:space="preserve"> HYPERLINK "https://lcny5xhua5j8.feishu.cn/base/BRDCbjRVmauMlKsip7kcPREIntb?table=tbl06sl8A4NrGt5k&amp;view=vew2CozIky" </w:instrText>
+        <w:instrText xml:space="preserve"> HYPERLINK "http://8.149.136.76/" </w:instrText>
       </w:r>
       <w:r>
         <w:rPr>
@@ -300,7 +352,39 @@
           <w:rFonts w:hint="eastAsia"/>
           <w:lang w:val="en-US" w:eastAsia="zh-CN"/>
         </w:rPr>
-        <w:t>https://lcny5xhua5j8.feishu.cn/base/BRDCbjRVmauMlKsip7kcPREIntb?table=tbl06sl8A4NrGt5k&amp;view=vew2CozIky</w:t>
+        <w:t>http://8.149.136.76/</w:t>
+      </w:r>
+      <w:r>
+        <w:rPr>
+          <w:rStyle w:val="4"/>
+          <w:rFonts w:hint="eastAsia"/>
+          <w:lang w:val="en-US" w:eastAsia="zh-CN"/>
+        </w:rPr>
+        <w:br w:type="textWrapping"/>
+      </w:r>
+      <w:r>
+        <w:rPr>
+          <w:rStyle w:val="4"/>
+          <w:rFonts w:hint="eastAsia"/>
+          <w:lang w:val="en-US" w:eastAsia="zh-CN"/>
+        </w:rPr>
+        <w:br w:type="textWrapping"/>
+      </w:r>
+      <w:r>
+        <w:rPr>
+          <w:rStyle w:val="4"/>
+          <w:rFonts w:hint="eastAsia"/>
+          <w:lang w:val="en-US" w:eastAsia="zh-CN"/>
+        </w:rPr>
+        <w:t>生产环境：</w:t>
+      </w:r>
+      <w:r>
+        <w:rPr>
+          <w:rStyle w:val="4"/>
+          <w:rFonts w:hint="eastAsia"/>
+          <w:lang w:val="en-US" w:eastAsia="zh-CN"/>
+        </w:rPr>
+        <w:br w:type="textWrapping"/>
       </w:r>
       <w:r>
         <w:rPr>
@@ -309,43 +393,33 @@
         </w:rPr>
         <w:fldChar w:fldCharType="end"/>
       </w:r>
-    </w:p>
-    <w:p>
-      <w:pPr>
-        <w:rPr>
-          <w:rFonts w:hint="eastAsia"/>
-          <w:lang w:val="en-US" w:eastAsia="zh-CN"/>
-        </w:rPr>
-      </w:pPr>
-      <w:r>
-        <w:rPr>
-          <w:rFonts w:hint="eastAsia"/>
-          <w:lang w:val="en-US" w:eastAsia="zh-CN"/>
-        </w:rPr>
-        <w:t>需求&amp;bug表</w:t>
-      </w:r>
-    </w:p>
-    <w:p>
-      <w:pPr>
-        <w:rPr>
-          <w:rFonts w:hint="eastAsia"/>
-          <w:lang w:val="en-US" w:eastAsia="zh-CN"/>
-        </w:rPr>
-      </w:pPr>
-    </w:p>
-    <w:p>
-      <w:pPr>
-        <w:rPr>
-          <w:rFonts w:hint="eastAsia"/>
-          <w:lang w:val="en-US" w:eastAsia="zh-CN"/>
-        </w:rPr>
-      </w:pPr>
-      <w:r>
-        <w:rPr>
-          <w:rFonts w:hint="eastAsia"/>
-          <w:lang w:val="en-US" w:eastAsia="zh-CN"/>
-        </w:rPr>
-        <w:t>测试环境网页端：</w:t>
+      <w:r>
+        <w:rPr>
+          <w:rFonts w:hint="eastAsia"/>
+          <w:lang w:val="en-US" w:eastAsia="zh-CN"/>
+        </w:rPr>
+        <w:t>www.ritridata.com</w:t>
+      </w:r>
+      <w:r>
+        <w:rPr>
+          <w:rFonts w:hint="eastAsia"/>
+          <w:lang w:val="en-US" w:eastAsia="zh-CN"/>
+        </w:rPr>
+        <w:br w:type="textWrapping"/>
+      </w:r>
+      <w:r>
+        <w:rPr>
+          <w:rFonts w:hint="eastAsia"/>
+          <w:lang w:val="en-US" w:eastAsia="zh-CN"/>
+        </w:rPr>
+        <w:br w:type="textWrapping"/>
+      </w:r>
+      <w:r>
+        <w:rPr>
+          <w:rFonts w:hint="eastAsia"/>
+          <w:lang w:val="en-US" w:eastAsia="zh-CN"/>
+        </w:rPr>
+        <w:t>生产环境账号：</w:t>
       </w:r>
       <w:r>
         <w:rPr>
@@ -366,7 +440,7 @@
           <w:rFonts w:hint="eastAsia"/>
           <w:lang w:val="en-US" w:eastAsia="zh-CN"/>
         </w:rPr>
-        <w:instrText xml:space="preserve"> HYPERLINK "http://8.149.136.76/" </w:instrText>
+        <w:instrText xml:space="preserve"> HYPERLINK "mailto:15551359775@163.com" </w:instrText>
       </w:r>
       <w:r>
         <w:rPr>
@@ -375,322 +449,219 @@
         </w:rPr>
         <w:fldChar w:fldCharType="separate"/>
       </w:r>
+      <w:r>
+        <w:rPr>
+          <w:rStyle w:val="4"/>
+          <w:rFonts w:hint="eastAsia"/>
+          <w:lang w:val="en-US" w:eastAsia="zh-CN"/>
+        </w:rPr>
+        <w:t>15551359775@163.com</w:t>
+      </w:r>
+      <w:r>
+        <w:rPr>
+          <w:rStyle w:val="4"/>
+          <w:rFonts w:hint="eastAsia"/>
+          <w:lang w:val="en-US" w:eastAsia="zh-CN"/>
+        </w:rPr>
+        <w:br w:type="textWrapping"/>
+      </w:r>
+      <w:r>
+        <w:rPr>
+          <w:rFonts w:hint="eastAsia"/>
+          <w:lang w:val="en-US" w:eastAsia="zh-CN"/>
+        </w:rPr>
+        <w:fldChar w:fldCharType="end"/>
+      </w:r>
+      <w:r>
+        <w:rPr>
+          <w:rFonts w:hint="eastAsia"/>
+          <w:lang w:val="en-US" w:eastAsia="zh-CN"/>
+        </w:rPr>
+        <w:t>Hangdudu521</w:t>
+      </w:r>
+      <w:r>
+        <w:rPr>
+          <w:rFonts w:hint="eastAsia"/>
+          <w:lang w:val="en-US" w:eastAsia="zh-CN"/>
+        </w:rPr>
+        <w:br w:type="textWrapping"/>
+      </w:r>
+      <w:r>
+        <w:rPr>
+          <w:rFonts w:hint="eastAsia"/>
+          <w:lang w:val="en-US" w:eastAsia="zh-CN"/>
+        </w:rPr>
+        <w:br w:type="textWrapping"/>
+      </w:r>
+      <w:r>
+        <w:rPr>
+          <w:rFonts w:hint="eastAsia"/>
+          <w:lang w:val="en-US" w:eastAsia="zh-CN"/>
+        </w:rPr>
+        <w:fldChar w:fldCharType="begin"/>
+      </w:r>
+      <w:r>
+        <w:rPr>
+          <w:rFonts w:hint="eastAsia"/>
+          <w:lang w:val="en-US" w:eastAsia="zh-CN"/>
+        </w:rPr>
+        <w:instrText xml:space="preserve"> HYPERLINK "mailto:1722398792@qq.com" </w:instrText>
+      </w:r>
+      <w:r>
+        <w:rPr>
+          <w:rFonts w:hint="eastAsia"/>
+          <w:lang w:val="en-US" w:eastAsia="zh-CN"/>
+        </w:rPr>
+        <w:fldChar w:fldCharType="separate"/>
+      </w:r>
+      <w:r>
+        <w:rPr>
+          <w:rStyle w:val="4"/>
+          <w:rFonts w:hint="eastAsia"/>
+          <w:lang w:val="en-US" w:eastAsia="zh-CN"/>
+        </w:rPr>
+        <w:t>1722398792@qq.com</w:t>
+      </w:r>
+      <w:r>
+        <w:rPr>
+          <w:rFonts w:hint="eastAsia"/>
+          <w:lang w:val="en-US" w:eastAsia="zh-CN"/>
+        </w:rPr>
+        <w:fldChar w:fldCharType="end"/>
+      </w:r>
+    </w:p>
+    <w:p>
+      <w:pPr>
+        <w:rPr>
+          <w:rFonts w:hint="eastAsia"/>
+          <w:lang w:val="en-US" w:eastAsia="zh-CN"/>
+        </w:rPr>
+      </w:pPr>
+      <w:r>
+        <w:rPr>
+          <w:rFonts w:hint="eastAsia"/>
+          <w:lang w:val="en-US" w:eastAsia="zh-CN"/>
+        </w:rPr>
+        <w:t>Hangdudu521</w:t>
+      </w:r>
+    </w:p>
+    <w:p>
+      <w:pPr>
+        <w:rPr>
+          <w:rFonts w:hint="eastAsia"/>
+          <w:lang w:val="en-US" w:eastAsia="zh-CN"/>
+        </w:rPr>
+      </w:pPr>
+    </w:p>
+    <w:p>
+      <w:pPr>
+        <w:rPr>
+          <w:rFonts w:hint="default"/>
+          <w:lang w:val="en-US" w:eastAsia="zh-CN"/>
+        </w:rPr>
+      </w:pPr>
+      <w:r>
+        <w:rPr>
+          <w:rFonts w:hint="eastAsia"/>
+          <w:lang w:val="en-US" w:eastAsia="zh-CN"/>
+        </w:rPr>
+        <w:fldChar w:fldCharType="begin"/>
+      </w:r>
+      <w:r>
+        <w:rPr>
+          <w:rFonts w:hint="eastAsia"/>
+          <w:lang w:val="en-US" w:eastAsia="zh-CN"/>
+        </w:rPr>
+        <w:instrText xml:space="preserve"> HYPERLINK "mailto:748604487@qq.com" </w:instrText>
+      </w:r>
+      <w:r>
+        <w:rPr>
+          <w:rFonts w:hint="eastAsia"/>
+          <w:lang w:val="en-US" w:eastAsia="zh-CN"/>
+        </w:rPr>
+        <w:fldChar w:fldCharType="separate"/>
+      </w:r>
+      <w:r>
+        <w:rPr>
+          <w:rStyle w:val="4"/>
+          <w:rFonts w:hint="eastAsia"/>
+          <w:lang w:val="en-US" w:eastAsia="zh-CN"/>
+        </w:rPr>
+        <w:t>748604487@qq.com</w:t>
+      </w:r>
+      <w:r>
+        <w:rPr>
+          <w:rStyle w:val="4"/>
+          <w:rFonts w:hint="eastAsia"/>
+          <w:lang w:val="en-US" w:eastAsia="zh-CN"/>
+        </w:rPr>
+        <w:br w:type="textWrapping"/>
+      </w:r>
+      <w:r>
+        <w:rPr>
+          <w:rFonts w:hint="eastAsia"/>
+          <w:lang w:val="en-US" w:eastAsia="zh-CN"/>
+        </w:rPr>
+        <w:fldChar w:fldCharType="end"/>
+      </w:r>
+      <w:r>
+        <w:rPr>
+          <w:rFonts w:hint="eastAsia"/>
+          <w:lang w:val="en-US" w:eastAsia="zh-CN"/>
+        </w:rPr>
+        <w:t>Hangdudu521</w:t>
+      </w:r>
+      <w:r>
+        <w:rPr>
+          <w:rFonts w:hint="eastAsia"/>
+          <w:lang w:val="en-US" w:eastAsia="zh-CN"/>
+        </w:rPr>
+        <w:br w:type="textWrapping"/>
+      </w:r>
+      <w:r>
+        <w:rPr>
+          <w:rFonts w:hint="eastAsia"/>
+          <w:lang w:val="en-US" w:eastAsia="zh-CN"/>
+        </w:rPr>
+        <w:br w:type="textWrapping"/>
+      </w:r>
+      <w:r>
+        <w:rPr>
+          <w:rFonts w:hint="eastAsia"/>
+          <w:lang w:val="en-US" w:eastAsia="zh-CN"/>
+        </w:rPr>
+        <w:t>生产环境会员账号：</w:t>
+      </w:r>
+      <w:r>
+        <w:rPr>
+          <w:rFonts w:hint="eastAsia"/>
+          <w:lang w:val="en-US" w:eastAsia="zh-CN"/>
+        </w:rPr>
+        <w:br w:type="textWrapping"/>
+      </w:r>
+      <w:r>
+        <w:rPr>
+          <w:rFonts w:hint="eastAsia"/>
+          <w:lang w:val="en-US" w:eastAsia="zh-CN"/>
+        </w:rPr>
+        <w:t xml:space="preserve">abcd51111@126.com </w:t>
+      </w:r>
+      <w:r>
+        <w:rPr>
+          <w:rFonts w:hint="eastAsia"/>
+          <w:lang w:val="en-US" w:eastAsia="zh-CN"/>
+        </w:rPr>
+        <w:br w:type="textWrapping"/>
+      </w:r>
       <w:bookmarkStart w:id="0" w:name="_GoBack"/>
       <w:r>
         <w:rPr>
-          <w:rStyle w:val="4"/>
-          <w:rFonts w:hint="eastAsia"/>
-          <w:lang w:val="en-US" w:eastAsia="zh-CN"/>
-        </w:rPr>
-        <w:t>http://8.149.136.76/</w:t>
+          <w:rFonts w:hint="eastAsia"/>
+          <w:lang w:val="en-US" w:eastAsia="zh-CN"/>
+        </w:rPr>
+        <w:t>CasenHappy@12345</w:t>
       </w:r>
       <w:bookmarkEnd w:id="0"/>
-      <w:r>
-        <w:rPr>
-          <w:rStyle w:val="4"/>
-          <w:rFonts w:hint="eastAsia"/>
-          <w:lang w:val="en-US" w:eastAsia="zh-CN"/>
-        </w:rPr>
-        <w:br w:type="textWrapping"/>
-      </w:r>
-      <w:r>
-        <w:rPr>
-          <w:rStyle w:val="4"/>
-          <w:rFonts w:hint="eastAsia"/>
-          <w:lang w:val="en-US" w:eastAsia="zh-CN"/>
-        </w:rPr>
-        <w:br w:type="textWrapping"/>
-      </w:r>
-      <w:r>
-        <w:rPr>
-          <w:rStyle w:val="4"/>
-          <w:rFonts w:hint="eastAsia"/>
-          <w:lang w:val="en-US" w:eastAsia="zh-CN"/>
-        </w:rPr>
-        <w:t>生产环境：</w:t>
-      </w:r>
-      <w:r>
-        <w:rPr>
-          <w:rStyle w:val="4"/>
-          <w:rFonts w:hint="eastAsia"/>
-          <w:lang w:val="en-US" w:eastAsia="zh-CN"/>
-        </w:rPr>
-        <w:br w:type="textWrapping"/>
-      </w:r>
-      <w:r>
-        <w:rPr>
-          <w:rFonts w:hint="eastAsia"/>
-          <w:lang w:val="en-US" w:eastAsia="zh-CN"/>
-        </w:rPr>
-        <w:fldChar w:fldCharType="end"/>
-      </w:r>
-      <w:r>
-        <w:rPr>
-          <w:rFonts w:hint="eastAsia"/>
-          <w:lang w:val="en-US" w:eastAsia="zh-CN"/>
-        </w:rPr>
-        <w:t>www.ritridata.com</w:t>
-      </w:r>
-      <w:r>
-        <w:rPr>
-          <w:rFonts w:hint="eastAsia"/>
-          <w:lang w:val="en-US" w:eastAsia="zh-CN"/>
-        </w:rPr>
-        <w:br w:type="textWrapping"/>
-      </w:r>
-      <w:r>
-        <w:rPr>
-          <w:rFonts w:hint="eastAsia"/>
-          <w:lang w:val="en-US" w:eastAsia="zh-CN"/>
-        </w:rPr>
-        <w:br w:type="textWrapping"/>
-      </w:r>
-      <w:r>
-        <w:rPr>
-          <w:rFonts w:hint="eastAsia"/>
-          <w:lang w:val="en-US" w:eastAsia="zh-CN"/>
-        </w:rPr>
-        <w:t>生产环境账号：</w:t>
-      </w:r>
-      <w:r>
-        <w:rPr>
-          <w:rFonts w:hint="eastAsia"/>
-          <w:lang w:val="en-US" w:eastAsia="zh-CN"/>
-        </w:rPr>
-        <w:br w:type="textWrapping"/>
-      </w:r>
-      <w:r>
-        <w:rPr>
-          <w:rFonts w:hint="eastAsia"/>
-          <w:lang w:val="en-US" w:eastAsia="zh-CN"/>
-        </w:rPr>
-        <w:fldChar w:fldCharType="begin"/>
-      </w:r>
-      <w:r>
-        <w:rPr>
-          <w:rFonts w:hint="eastAsia"/>
-          <w:lang w:val="en-US" w:eastAsia="zh-CN"/>
-        </w:rPr>
-        <w:instrText xml:space="preserve"> HYPERLINK "mailto:15551359775@163.com" </w:instrText>
-      </w:r>
-      <w:r>
-        <w:rPr>
-          <w:rFonts w:hint="eastAsia"/>
-          <w:lang w:val="en-US" w:eastAsia="zh-CN"/>
-        </w:rPr>
-        <w:fldChar w:fldCharType="separate"/>
-      </w:r>
-      <w:r>
-        <w:rPr>
-          <w:rStyle w:val="4"/>
-          <w:rFonts w:hint="eastAsia"/>
-          <w:lang w:val="en-US" w:eastAsia="zh-CN"/>
-        </w:rPr>
-        <w:t>15551359775@163.com</w:t>
-      </w:r>
-      <w:r>
-        <w:rPr>
-          <w:rStyle w:val="4"/>
-          <w:rFonts w:hint="eastAsia"/>
-          <w:lang w:val="en-US" w:eastAsia="zh-CN"/>
-        </w:rPr>
-        <w:br w:type="textWrapping"/>
-      </w:r>
-      <w:r>
-        <w:rPr>
-          <w:rFonts w:hint="eastAsia"/>
-          <w:lang w:val="en-US" w:eastAsia="zh-CN"/>
-        </w:rPr>
-        <w:fldChar w:fldCharType="end"/>
-      </w:r>
-      <w:r>
-        <w:rPr>
-          <w:rFonts w:hint="eastAsia"/>
-          <w:lang w:val="en-US" w:eastAsia="zh-CN"/>
-        </w:rPr>
-        <w:t>Hangdudu521</w:t>
-      </w:r>
-      <w:r>
-        <w:rPr>
-          <w:rFonts w:hint="eastAsia"/>
-          <w:lang w:val="en-US" w:eastAsia="zh-CN"/>
-        </w:rPr>
-        <w:br w:type="textWrapping"/>
-      </w:r>
-      <w:r>
-        <w:rPr>
-          <w:rFonts w:hint="eastAsia"/>
-          <w:lang w:val="en-US" w:eastAsia="zh-CN"/>
-        </w:rPr>
-        <w:br w:type="textWrapping"/>
-      </w:r>
-      <w:r>
-        <w:rPr>
-          <w:rFonts w:hint="eastAsia"/>
-          <w:lang w:val="en-US" w:eastAsia="zh-CN"/>
-        </w:rPr>
-        <w:fldChar w:fldCharType="begin"/>
-      </w:r>
-      <w:r>
-        <w:rPr>
-          <w:rFonts w:hint="eastAsia"/>
-          <w:lang w:val="en-US" w:eastAsia="zh-CN"/>
-        </w:rPr>
-        <w:instrText xml:space="preserve"> HYPERLINK "mailto:1722398792@qq.com" </w:instrText>
-      </w:r>
-      <w:r>
-        <w:rPr>
-          <w:rFonts w:hint="eastAsia"/>
-          <w:lang w:val="en-US" w:eastAsia="zh-CN"/>
-        </w:rPr>
-        <w:fldChar w:fldCharType="separate"/>
-      </w:r>
-      <w:r>
-        <w:rPr>
-          <w:rStyle w:val="4"/>
-          <w:rFonts w:hint="eastAsia"/>
-          <w:lang w:val="en-US" w:eastAsia="zh-CN"/>
-        </w:rPr>
-        <w:t>1722398792@qq.com</w:t>
-      </w:r>
-      <w:r>
-        <w:rPr>
-          <w:rFonts w:hint="eastAsia"/>
-          <w:lang w:val="en-US" w:eastAsia="zh-CN"/>
-        </w:rPr>
-        <w:fldChar w:fldCharType="end"/>
-      </w:r>
-    </w:p>
-    <w:p>
-      <w:pPr>
-        <w:rPr>
-          <w:rFonts w:hint="eastAsia"/>
-          <w:lang w:val="en-US" w:eastAsia="zh-CN"/>
-        </w:rPr>
-      </w:pPr>
-      <w:r>
-        <w:rPr>
-          <w:rFonts w:hint="eastAsia"/>
-          <w:lang w:val="en-US" w:eastAsia="zh-CN"/>
-        </w:rPr>
-        <w:t>Hangdudu521</w:t>
-      </w:r>
-    </w:p>
-    <w:p>
-      <w:pPr>
-        <w:rPr>
-          <w:rFonts w:hint="eastAsia"/>
-          <w:lang w:val="en-US" w:eastAsia="zh-CN"/>
-        </w:rPr>
-      </w:pPr>
-    </w:p>
-    <w:p>
-      <w:pPr>
-        <w:rPr>
-          <w:rFonts w:hint="default"/>
-          <w:lang w:val="en-US" w:eastAsia="zh-CN"/>
-        </w:rPr>
-      </w:pPr>
-      <w:r>
-        <w:rPr>
-          <w:rFonts w:hint="eastAsia"/>
-          <w:lang w:val="en-US" w:eastAsia="zh-CN"/>
-        </w:rPr>
-        <w:fldChar w:fldCharType="begin"/>
-      </w:r>
-      <w:r>
-        <w:rPr>
-          <w:rFonts w:hint="eastAsia"/>
-          <w:lang w:val="en-US" w:eastAsia="zh-CN"/>
-        </w:rPr>
-        <w:instrText xml:space="preserve"> HYPERLINK "mailto:748604487@qq.com" </w:instrText>
-      </w:r>
-      <w:r>
-        <w:rPr>
-          <w:rFonts w:hint="eastAsia"/>
-          <w:lang w:val="en-US" w:eastAsia="zh-CN"/>
-        </w:rPr>
-        <w:fldChar w:fldCharType="separate"/>
-      </w:r>
-      <w:r>
-        <w:rPr>
-          <w:rStyle w:val="4"/>
-          <w:rFonts w:hint="eastAsia"/>
-          <w:lang w:val="en-US" w:eastAsia="zh-CN"/>
-        </w:rPr>
-        <w:t>748604487@qq.com</w:t>
-      </w:r>
-      <w:r>
-        <w:rPr>
-          <w:rStyle w:val="4"/>
-          <w:rFonts w:hint="eastAsia"/>
-          <w:lang w:val="en-US" w:eastAsia="zh-CN"/>
-        </w:rPr>
-        <w:br w:type="textWrapping"/>
-      </w:r>
-      <w:r>
-        <w:rPr>
-          <w:rFonts w:hint="eastAsia"/>
-          <w:lang w:val="en-US" w:eastAsia="zh-CN"/>
-        </w:rPr>
-        <w:fldChar w:fldCharType="end"/>
-      </w:r>
-      <w:r>
-        <w:rPr>
-          <w:rFonts w:hint="eastAsia"/>
-          <w:lang w:val="en-US" w:eastAsia="zh-CN"/>
-        </w:rPr>
-        <w:t>Hangdudu521</w:t>
-      </w:r>
-      <w:r>
-        <w:rPr>
-          <w:rFonts w:hint="eastAsia"/>
-          <w:lang w:val="en-US" w:eastAsia="zh-CN"/>
-        </w:rPr>
-        <w:br w:type="textWrapping"/>
-      </w:r>
-      <w:r>
-        <w:rPr>
-          <w:rFonts w:hint="eastAsia"/>
-          <w:lang w:val="en-US" w:eastAsia="zh-CN"/>
-        </w:rPr>
-        <w:br w:type="textWrapping"/>
-      </w:r>
-      <w:r>
-        <w:rPr>
-          <w:rFonts w:hint="eastAsia"/>
-          <w:lang w:val="en-US" w:eastAsia="zh-CN"/>
-        </w:rPr>
-        <w:t>生产环境会员账号：</w:t>
-      </w:r>
-      <w:r>
-        <w:rPr>
-          <w:rFonts w:hint="eastAsia"/>
-          <w:lang w:val="en-US" w:eastAsia="zh-CN"/>
-        </w:rPr>
-        <w:br w:type="textWrapping"/>
-      </w:r>
-      <w:r>
-        <w:rPr>
-          <w:rFonts w:hint="eastAsia"/>
-          <w:lang w:val="en-US" w:eastAsia="zh-CN"/>
-        </w:rPr>
-        <w:t xml:space="preserve">abcd51111@126.com </w:t>
-      </w:r>
-      <w:r>
-        <w:rPr>
-          <w:rFonts w:hint="eastAsia"/>
-          <w:lang w:val="en-US" w:eastAsia="zh-CN"/>
-        </w:rPr>
-        <w:br w:type="textWrapping"/>
-      </w:r>
-      <w:r>
-        <w:rPr>
-          <w:rFonts w:hint="eastAsia"/>
-          <w:lang w:val="en-US" w:eastAsia="zh-CN"/>
-        </w:rPr>
-        <w:t>CasenHappy@12345</w:t>
-      </w:r>
     </w:p>
     <w:p>
       <w:pPr>
@@ -1051,7 +1022,7 @@
     <w:lsdException w:qFormat="1" w:unhideWhenUsed="0" w:uiPriority="0" w:semiHidden="0" w:name="Title"/>
     <w:lsdException w:unhideWhenUsed="0" w:uiPriority="0" w:semiHidden="0" w:name="Closing"/>
     <w:lsdException w:unhideWhenUsed="0" w:uiPriority="0" w:semiHidden="0" w:name="Signature"/>
-    <w:lsdException w:unhideWhenUsed="0" w:uiPriority="0" w:name="Default Paragraph Font"/>
+    <w:lsdException w:qFormat="1" w:unhideWhenUsed="0" w:uiPriority="0" w:name="Default Paragraph Font"/>
     <w:lsdException w:unhideWhenUsed="0" w:uiPriority="0" w:semiHidden="0" w:name="Body Text"/>
     <w:lsdException w:unhideWhenUsed="0" w:uiPriority="0" w:semiHidden="0" w:name="Body Text Indent"/>
     <w:lsdException w:unhideWhenUsed="0" w:uiPriority="0" w:semiHidden="0" w:name="List Continue"/>
@@ -1071,7 +1042,7 @@
     <w:lsdException w:unhideWhenUsed="0" w:uiPriority="0" w:semiHidden="0" w:name="Body Text Indent 2"/>
     <w:lsdException w:unhideWhenUsed="0" w:uiPriority="0" w:semiHidden="0" w:name="Body Text Indent 3"/>
     <w:lsdException w:unhideWhenUsed="0" w:uiPriority="0" w:semiHidden="0" w:name="Block Text"/>
-    <w:lsdException w:unhideWhenUsed="0" w:uiPriority="0" w:semiHidden="0" w:name="Hyperlink"/>
+    <w:lsdException w:qFormat="1" w:unhideWhenUsed="0" w:uiPriority="0" w:semiHidden="0" w:name="Hyperlink"/>
     <w:lsdException w:unhideWhenUsed="0" w:uiPriority="0" w:semiHidden="0" w:name="FollowedHyperlink"/>
     <w:lsdException w:qFormat="1" w:unhideWhenUsed="0" w:uiPriority="0" w:semiHidden="0" w:name="Strong"/>
     <w:lsdException w:qFormat="1" w:unhideWhenUsed="0" w:uiPriority="0" w:semiHidden="0" w:name="Emphasis"/>
@@ -1089,7 +1060,7 @@
     <w:lsdException w:unhideWhenUsed="0" w:uiPriority="0" w:semiHidden="0" w:name="HTML Sample"/>
     <w:lsdException w:unhideWhenUsed="0" w:uiPriority="0" w:semiHidden="0" w:name="HTML Typewriter"/>
     <w:lsdException w:unhideWhenUsed="0" w:uiPriority="0" w:semiHidden="0" w:name="HTML Variable"/>
-    <w:lsdException w:unhideWhenUsed="0" w:uiPriority="0" w:name="Normal Table"/>
+    <w:lsdException w:qFormat="1" w:unhideWhenUsed="0" w:uiPriority="0" w:name="Normal Table"/>
     <w:lsdException w:unhideWhenUsed="0" w:uiPriority="0" w:semiHidden="0" w:name="annotation subject"/>
     <w:lsdException w:unhideWhenUsed="0" w:uiPriority="0" w:semiHidden="0" w:name="Table Simple 1"/>
     <w:lsdException w:unhideWhenUsed="0" w:uiPriority="0" w:semiHidden="0" w:name="Table Simple 2"/>
@@ -1254,11 +1225,13 @@
   <w:style w:type="character" w:default="1" w:styleId="3">
     <w:name w:val="Default Paragraph Font"/>
     <w:semiHidden/>
+    <w:qFormat/>
     <w:uiPriority w:val="0"/>
   </w:style>
   <w:style w:type="table" w:default="1" w:styleId="2">
     <w:name w:val="Normal Table"/>
     <w:semiHidden/>
+    <w:qFormat/>
     <w:uiPriority w:val="0"/>
     <w:tblPr>
       <w:tblCellMar>
@@ -1272,6 +1245,7 @@
   <w:style w:type="character" w:styleId="4">
     <w:name w:val="Hyperlink"/>
     <w:basedOn w:val="3"/>
+    <w:qFormat/>
     <w:uiPriority w:val="0"/>
     <w:rPr>
       <w:color w:val="0000FF"/>

--- a/数据恢复文档.docx
+++ b/数据恢复文档.docx
@@ -352,7 +352,209 @@
           <w:rFonts w:hint="eastAsia"/>
           <w:lang w:val="en-US" w:eastAsia="zh-CN"/>
         </w:rPr>
-        <w:t>http://8.149.136.76/</w:t>
+        <w:t>http://8.149.136.76:8080/</w:t>
+      </w:r>
+      <w:r>
+        <w:rPr>
+          <w:rStyle w:val="4"/>
+          <w:rFonts w:hint="eastAsia"/>
+          <w:lang w:val="en-US" w:eastAsia="zh-CN"/>
+        </w:rPr>
+        <w:br w:type="textWrapping"/>
+      </w:r>
+      <w:r>
+        <w:rPr>
+          <w:rStyle w:val="4"/>
+          <w:rFonts w:hint="eastAsia"/>
+          <w:lang w:val="en-US" w:eastAsia="zh-CN"/>
+        </w:rPr>
+        <w:br w:type="textWrapping"/>
+      </w:r>
+      <w:r>
+        <w:rPr>
+          <w:rStyle w:val="4"/>
+          <w:rFonts w:hint="eastAsia"/>
+          <w:lang w:val="en-US" w:eastAsia="zh-CN"/>
+        </w:rPr>
+        <w:t>测试环境账号：</w:t>
+      </w:r>
+      <w:r>
+        <w:rPr>
+          <w:rStyle w:val="4"/>
+          <w:rFonts w:hint="eastAsia"/>
+          <w:lang w:val="en-US" w:eastAsia="zh-CN"/>
+        </w:rPr>
+        <w:br w:type="textWrapping"/>
+      </w:r>
+      <w:r>
+        <w:rPr>
+          <w:rStyle w:val="4"/>
+          <w:rFonts w:hint="eastAsia"/>
+          <w:lang w:val="en-US" w:eastAsia="zh-CN"/>
+        </w:rPr>
+        <w:br w:type="textWrapping"/>
+      </w:r>
+      <w:r>
+        <w:rPr>
+          <w:rStyle w:val="4"/>
+          <w:rFonts w:hint="eastAsia"/>
+          <w:lang w:val="en-US" w:eastAsia="zh-CN"/>
+        </w:rPr>
+        <w:t>15551359775@163.com</w:t>
+      </w:r>
+      <w:r>
+        <w:rPr>
+          <w:rStyle w:val="4"/>
+          <w:rFonts w:hint="eastAsia"/>
+          <w:lang w:val="en-US" w:eastAsia="zh-CN"/>
+        </w:rPr>
+        <w:br w:type="textWrapping"/>
+      </w:r>
+      <w:r>
+        <w:rPr>
+          <w:rStyle w:val="4"/>
+          <w:rFonts w:hint="eastAsia"/>
+          <w:lang w:val="en-US" w:eastAsia="zh-CN"/>
+        </w:rPr>
+        <w:t>Hangdudu521</w:t>
+      </w:r>
+      <w:r>
+        <w:rPr>
+          <w:rStyle w:val="4"/>
+          <w:rFonts w:hint="eastAsia"/>
+          <w:lang w:val="en-US" w:eastAsia="zh-CN"/>
+        </w:rPr>
+        <w:br w:type="textWrapping"/>
+      </w:r>
+      <w:r>
+        <w:rPr>
+          <w:rStyle w:val="4"/>
+          <w:rFonts w:hint="eastAsia"/>
+          <w:lang w:val="en-US" w:eastAsia="zh-CN"/>
+        </w:rPr>
+        <w:br w:type="textWrapping"/>
+      </w:r>
+      <w:r>
+        <w:rPr>
+          <w:rStyle w:val="4"/>
+          <w:rFonts w:hint="eastAsia"/>
+          <w:lang w:val="en-US" w:eastAsia="zh-CN"/>
+        </w:rPr>
+        <w:t>748604487@qq.com</w:t>
+      </w:r>
+      <w:r>
+        <w:rPr>
+          <w:rStyle w:val="4"/>
+          <w:rFonts w:hint="eastAsia"/>
+          <w:lang w:val="en-US" w:eastAsia="zh-CN"/>
+        </w:rPr>
+        <w:br w:type="textWrapping"/>
+      </w:r>
+      <w:r>
+        <w:rPr>
+          <w:rStyle w:val="4"/>
+          <w:rFonts w:hint="eastAsia"/>
+          <w:lang w:val="en-US" w:eastAsia="zh-CN"/>
+        </w:rPr>
+        <w:t>Hangdudu521</w:t>
+      </w:r>
+      <w:r>
+        <w:rPr>
+          <w:rStyle w:val="4"/>
+          <w:rFonts w:hint="eastAsia"/>
+          <w:lang w:val="en-US" w:eastAsia="zh-CN"/>
+        </w:rPr>
+        <w:br w:type="textWrapping"/>
+      </w:r>
+      <w:r>
+        <w:rPr>
+          <w:rStyle w:val="4"/>
+          <w:rFonts w:hint="eastAsia"/>
+          <w:lang w:val="en-US" w:eastAsia="zh-CN"/>
+        </w:rPr>
+        <w:br w:type="textWrapping"/>
+      </w:r>
+      <w:bookmarkStart w:id="0" w:name="_GoBack"/>
+      <w:r>
+        <w:rPr>
+          <w:rStyle w:val="4"/>
+          <w:rFonts w:hint="eastAsia"/>
+          <w:lang w:val="en-US" w:eastAsia="zh-CN"/>
+        </w:rPr>
+        <w:t>hangdudus@gamil.com</w:t>
+      </w:r>
+      <w:bookmarkEnd w:id="0"/>
+      <w:r>
+        <w:rPr>
+          <w:rStyle w:val="4"/>
+          <w:rFonts w:hint="eastAsia"/>
+          <w:lang w:val="en-US" w:eastAsia="zh-CN"/>
+        </w:rPr>
+        <w:br w:type="textWrapping"/>
+      </w:r>
+      <w:r>
+        <w:rPr>
+          <w:rStyle w:val="4"/>
+          <w:rFonts w:hint="eastAsia"/>
+          <w:lang w:val="en-US" w:eastAsia="zh-CN"/>
+        </w:rPr>
+        <w:t>Hangdudu521</w:t>
+      </w:r>
+      <w:r>
+        <w:rPr>
+          <w:rStyle w:val="4"/>
+          <w:rFonts w:hint="eastAsia"/>
+          <w:lang w:val="en-US" w:eastAsia="zh-CN"/>
+        </w:rPr>
+        <w:br w:type="textWrapping"/>
+      </w:r>
+      <w:r>
+        <w:rPr>
+          <w:rStyle w:val="4"/>
+          <w:rFonts w:hint="eastAsia"/>
+          <w:lang w:val="en-US" w:eastAsia="zh-CN"/>
+        </w:rPr>
+        <w:br w:type="textWrapping"/>
+      </w:r>
+      <w:r>
+        <w:rPr>
+          <w:rStyle w:val="4"/>
+          <w:rFonts w:hint="eastAsia"/>
+          <w:lang w:val="en-US" w:eastAsia="zh-CN"/>
+        </w:rPr>
+        <w:t>1722398792@qq.com</w:t>
+      </w:r>
+      <w:r>
+        <w:rPr>
+          <w:rStyle w:val="4"/>
+          <w:rFonts w:hint="eastAsia"/>
+          <w:lang w:val="en-US" w:eastAsia="zh-CN"/>
+        </w:rPr>
+        <w:br w:type="textWrapping"/>
+      </w:r>
+      <w:r>
+        <w:rPr>
+          <w:rStyle w:val="4"/>
+          <w:rFonts w:hint="eastAsia"/>
+          <w:lang w:val="en-US" w:eastAsia="zh-CN"/>
+        </w:rPr>
+        <w:t>Hangdudu521</w:t>
+      </w:r>
+      <w:r>
+        <w:rPr>
+          <w:rStyle w:val="4"/>
+          <w:rFonts w:hint="eastAsia"/>
+          <w:lang w:val="en-US" w:eastAsia="zh-CN"/>
+        </w:rPr>
+        <w:br w:type="textWrapping"/>
+      </w:r>
+      <w:r>
+        <w:rPr>
+          <w:rStyle w:val="4"/>
+          <w:rFonts w:hint="eastAsia"/>
+          <w:lang w:val="en-US" w:eastAsia="zh-CN"/>
+        </w:rPr>
+        <w:br w:type="textWrapping"/>
       </w:r>
       <w:r>
         <w:rPr>
@@ -555,28 +757,234 @@
     </w:p>
     <w:p>
       <w:pPr>
+        <w:keepNext w:val="0"/>
+        <w:keepLines w:val="0"/>
+        <w:widowControl/>
+        <w:suppressLineNumbers w:val="0"/>
+        <w:jc w:val="left"/>
+        <w:rPr>
+          <w:rFonts w:hint="eastAsia"/>
+          <w:lang w:val="en-US" w:eastAsia="zh-CN"/>
+        </w:rPr>
+      </w:pPr>
+      <w:r>
+        <w:rPr>
+          <w:rFonts w:hint="eastAsia"/>
+          <w:lang w:val="en-US" w:eastAsia="zh-CN"/>
+        </w:rPr>
+        <w:fldChar w:fldCharType="begin"/>
+      </w:r>
+      <w:r>
+        <w:rPr>
+          <w:rFonts w:hint="eastAsia"/>
+          <w:lang w:val="en-US" w:eastAsia="zh-CN"/>
+        </w:rPr>
+        <w:instrText xml:space="preserve"> HYPERLINK "mailto:748604487@qq.com" </w:instrText>
+      </w:r>
+      <w:r>
+        <w:rPr>
+          <w:rFonts w:hint="eastAsia"/>
+          <w:lang w:val="en-US" w:eastAsia="zh-CN"/>
+        </w:rPr>
+        <w:fldChar w:fldCharType="separate"/>
+      </w:r>
+      <w:r>
+        <w:rPr>
+          <w:rStyle w:val="4"/>
+          <w:rFonts w:hint="eastAsia"/>
+          <w:lang w:val="en-US" w:eastAsia="zh-CN"/>
+        </w:rPr>
+        <w:t>748604487@qq.com</w:t>
+      </w:r>
+      <w:r>
+        <w:rPr>
+          <w:rStyle w:val="4"/>
+          <w:rFonts w:hint="eastAsia"/>
+          <w:lang w:val="en-US" w:eastAsia="zh-CN"/>
+        </w:rPr>
+        <w:br w:type="textWrapping"/>
+      </w:r>
+      <w:r>
+        <w:rPr>
+          <w:rFonts w:hint="eastAsia"/>
+          <w:lang w:val="en-US" w:eastAsia="zh-CN"/>
+        </w:rPr>
+        <w:fldChar w:fldCharType="end"/>
+      </w:r>
+      <w:r>
+        <w:rPr>
+          <w:rFonts w:hint="eastAsia"/>
+          <w:lang w:val="en-US" w:eastAsia="zh-CN"/>
+        </w:rPr>
+        <w:t>Hangdudu521</w:t>
+      </w:r>
+      <w:r>
+        <w:rPr>
+          <w:rFonts w:hint="eastAsia"/>
+          <w:lang w:val="en-US" w:eastAsia="zh-CN"/>
+        </w:rPr>
+        <w:br w:type="textWrapping"/>
+      </w:r>
+      <w:r>
+        <w:rPr>
+          <w:rFonts w:hint="eastAsia"/>
+          <w:lang w:val="en-US" w:eastAsia="zh-CN"/>
+        </w:rPr>
+        <w:br w:type="textWrapping"/>
+      </w:r>
+      <w:r>
+        <w:rPr>
+          <w:rFonts w:hint="eastAsia"/>
+          <w:lang w:val="en-US" w:eastAsia="zh-CN"/>
+        </w:rPr>
+        <w:t>生产环境会员账号：</w:t>
+      </w:r>
+      <w:r>
+        <w:rPr>
+          <w:rFonts w:hint="eastAsia"/>
+          <w:lang w:val="en-US" w:eastAsia="zh-CN"/>
+        </w:rPr>
+        <w:br w:type="textWrapping"/>
+      </w:r>
+      <w:r>
+        <w:rPr>
+          <w:rFonts w:hint="eastAsia"/>
+          <w:lang w:val="en-US" w:eastAsia="zh-CN"/>
+        </w:rPr>
+        <w:t xml:space="preserve">abcd51111@126.com </w:t>
+      </w:r>
+      <w:r>
+        <w:rPr>
+          <w:rFonts w:hint="eastAsia"/>
+          <w:lang w:val="en-US" w:eastAsia="zh-CN"/>
+        </w:rPr>
+        <w:br w:type="textWrapping"/>
+      </w:r>
+      <w:r>
+        <w:rPr>
+          <w:rFonts w:hint="eastAsia"/>
+          <w:lang w:val="en-US" w:eastAsia="zh-CN"/>
+        </w:rPr>
+        <w:t>CasenHappy@12345</w:t>
+      </w:r>
+      <w:r>
+        <w:rPr>
+          <w:rFonts w:hint="eastAsia"/>
+          <w:lang w:val="en-US" w:eastAsia="zh-CN"/>
+        </w:rPr>
+        <w:br w:type="textWrapping"/>
+      </w:r>
+      <w:r>
+        <w:rPr>
+          <w:rFonts w:hint="eastAsia"/>
+          <w:lang w:val="en-US" w:eastAsia="zh-CN"/>
+        </w:rPr>
+        <w:br w:type="textWrapping"/>
+      </w:r>
+      <w:r>
+        <w:rPr>
+          <w:rFonts w:hint="eastAsia"/>
+          <w:lang w:val="en-US" w:eastAsia="zh-CN"/>
+        </w:rPr>
+        <w:t>沙盒环境支付账号：</w:t>
+      </w:r>
+      <w:r>
+        <w:rPr>
+          <w:rFonts w:hint="eastAsia"/>
+          <w:lang w:val="en-US" w:eastAsia="zh-CN"/>
+        </w:rPr>
+        <w:br w:type="textWrapping"/>
+      </w:r>
+      <w:r>
+        <w:rPr>
+          <w:rFonts w:hint="eastAsia"/>
+          <w:lang w:val="en-US" w:eastAsia="zh-CN"/>
+        </w:rPr>
+        <w:t>测试成功卡：4242 4242 4242 4242</w:t>
+      </w:r>
+    </w:p>
+    <w:p>
+      <w:pPr>
+        <w:keepNext w:val="0"/>
+        <w:keepLines w:val="0"/>
+        <w:widowControl/>
+        <w:suppressLineNumbers w:val="0"/>
+        <w:jc w:val="left"/>
+        <w:rPr>
+          <w:rFonts w:hint="eastAsia"/>
+          <w:lang w:val="en-US" w:eastAsia="zh-CN"/>
+        </w:rPr>
+      </w:pPr>
+      <w:r>
+        <w:rPr>
+          <w:rFonts w:hint="eastAsia"/>
+          <w:lang w:val="en-US" w:eastAsia="zh-CN"/>
+        </w:rPr>
+        <w:t>测试失败卡：4000 0000 0000 9995</w:t>
+      </w:r>
+    </w:p>
+    <w:p>
+      <w:pPr>
         <w:rPr>
           <w:rFonts w:hint="default"/>
           <w:lang w:val="en-US" w:eastAsia="zh-CN"/>
         </w:rPr>
       </w:pPr>
-      <w:r>
-        <w:rPr>
-          <w:rFonts w:hint="eastAsia"/>
+    </w:p>
+    <w:p>
+      <w:pPr>
+        <w:rPr>
+          <w:rFonts w:hint="eastAsia"/>
+          <w:lang w:val="en-US" w:eastAsia="zh-CN"/>
+        </w:rPr>
+      </w:pPr>
+    </w:p>
+    <w:p>
+      <w:pPr>
+        <w:rPr>
+          <w:rFonts w:hint="default"/>
+          <w:lang w:val="en-US" w:eastAsia="zh-CN"/>
+        </w:rPr>
+      </w:pPr>
+      <w:r>
+        <w:rPr>
+          <w:rFonts w:hint="eastAsia"/>
+          <w:lang w:val="en-US" w:eastAsia="zh-CN"/>
+        </w:rPr>
+        <w:br w:type="textWrapping"/>
+      </w:r>
+      <w:r>
+        <w:rPr>
+          <w:rFonts w:hint="eastAsia"/>
+          <w:lang w:val="en-US" w:eastAsia="zh-CN"/>
+        </w:rPr>
+        <w:t>万兴recover it下载</w:t>
+      </w:r>
+    </w:p>
+    <w:p>
+      <w:pPr>
+        <w:rPr>
+          <w:rFonts w:hint="default"/>
+          <w:lang w:val="en-US" w:eastAsia="zh-CN"/>
+        </w:rPr>
+      </w:pPr>
+      <w:r>
+        <w:rPr>
+          <w:rFonts w:hint="default"/>
           <w:lang w:val="en-US" w:eastAsia="zh-CN"/>
         </w:rPr>
         <w:fldChar w:fldCharType="begin"/>
       </w:r>
       <w:r>
         <w:rPr>
-          <w:rFonts w:hint="eastAsia"/>
-          <w:lang w:val="en-US" w:eastAsia="zh-CN"/>
-        </w:rPr>
-        <w:instrText xml:space="preserve"> HYPERLINK "mailto:748604487@qq.com" </w:instrText>
-      </w:r>
-      <w:r>
-        <w:rPr>
-          <w:rFonts w:hint="eastAsia"/>
+          <w:rFonts w:hint="default"/>
+          <w:lang w:val="en-US" w:eastAsia="zh-CN"/>
+        </w:rPr>
+        <w:instrText xml:space="preserve"> HYPERLINK "https://recoverit.wondershare.net/ad/data-recovery-brand.html?msclkid=d394c8c1d1b11a6f4336a2c479cab80e&amp;utm_source=bing&amp;utm_medium=cpc&amp;utm_campaign=DataR_SS_Brand_Pid(4174)_US_EN&amp;utm_term=recover%20it&amp;utm_content=Brand%3A%20Recoverit-EM" </w:instrText>
+      </w:r>
+      <w:r>
+        <w:rPr>
+          <w:rFonts w:hint="default"/>
           <w:lang w:val="en-US" w:eastAsia="zh-CN"/>
         </w:rPr>
         <w:fldChar w:fldCharType="separate"/>
@@ -584,113 +992,120 @@
       <w:r>
         <w:rPr>
           <w:rStyle w:val="4"/>
-          <w:rFonts w:hint="eastAsia"/>
-          <w:lang w:val="en-US" w:eastAsia="zh-CN"/>
-        </w:rPr>
-        <w:t>748604487@qq.com</w:t>
-      </w:r>
-      <w:r>
-        <w:rPr>
-          <w:rStyle w:val="4"/>
-          <w:rFonts w:hint="eastAsia"/>
-          <w:lang w:val="en-US" w:eastAsia="zh-CN"/>
-        </w:rPr>
-        <w:br w:type="textWrapping"/>
-      </w:r>
-      <w:r>
-        <w:rPr>
-          <w:rFonts w:hint="eastAsia"/>
+          <w:rFonts w:hint="default"/>
+          <w:lang w:val="en-US" w:eastAsia="zh-CN"/>
+        </w:rPr>
+        <w:t>https://recoverit.wondershare.net/ad/data-recovery-brand.html?msclkid=d394c8c1d1b11a6f4336a2c479cab80e&amp;utm_source=bing&amp;utm_medium=cpc&amp;utm_campaign=DataR_SS_Brand_Pid(4174)_US_EN&amp;utm_term=recover%20it&amp;utm_content=Brand%3A%20Recoverit-EM</w:t>
+      </w:r>
+      <w:r>
+        <w:rPr>
+          <w:rFonts w:hint="default"/>
           <w:lang w:val="en-US" w:eastAsia="zh-CN"/>
         </w:rPr>
         <w:fldChar w:fldCharType="end"/>
       </w:r>
-      <w:r>
-        <w:rPr>
-          <w:rFonts w:hint="eastAsia"/>
-          <w:lang w:val="en-US" w:eastAsia="zh-CN"/>
-        </w:rPr>
-        <w:t>Hangdudu521</w:t>
-      </w:r>
-      <w:r>
-        <w:rPr>
-          <w:rFonts w:hint="eastAsia"/>
-          <w:lang w:val="en-US" w:eastAsia="zh-CN"/>
-        </w:rPr>
-        <w:br w:type="textWrapping"/>
-      </w:r>
-      <w:r>
-        <w:rPr>
-          <w:rFonts w:hint="eastAsia"/>
-          <w:lang w:val="en-US" w:eastAsia="zh-CN"/>
-        </w:rPr>
-        <w:br w:type="textWrapping"/>
-      </w:r>
-      <w:r>
-        <w:rPr>
-          <w:rFonts w:hint="eastAsia"/>
-          <w:lang w:val="en-US" w:eastAsia="zh-CN"/>
-        </w:rPr>
-        <w:t>生产环境会员账号：</w:t>
-      </w:r>
-      <w:r>
-        <w:rPr>
-          <w:rFonts w:hint="eastAsia"/>
-          <w:lang w:val="en-US" w:eastAsia="zh-CN"/>
-        </w:rPr>
-        <w:br w:type="textWrapping"/>
-      </w:r>
-      <w:r>
-        <w:rPr>
-          <w:rFonts w:hint="eastAsia"/>
-          <w:lang w:val="en-US" w:eastAsia="zh-CN"/>
-        </w:rPr>
-        <w:t xml:space="preserve">abcd51111@126.com </w:t>
-      </w:r>
-      <w:r>
-        <w:rPr>
-          <w:rFonts w:hint="eastAsia"/>
-          <w:lang w:val="en-US" w:eastAsia="zh-CN"/>
-        </w:rPr>
-        <w:br w:type="textWrapping"/>
-      </w:r>
-      <w:bookmarkStart w:id="0" w:name="_GoBack"/>
-      <w:r>
-        <w:rPr>
-          <w:rFonts w:hint="eastAsia"/>
-          <w:lang w:val="en-US" w:eastAsia="zh-CN"/>
-        </w:rPr>
-        <w:t>CasenHappy@12345</w:t>
-      </w:r>
-      <w:bookmarkEnd w:id="0"/>
-    </w:p>
-    <w:p>
-      <w:pPr>
-        <w:rPr>
-          <w:rFonts w:hint="eastAsia"/>
-          <w:lang w:val="en-US" w:eastAsia="zh-CN"/>
-        </w:rPr>
-      </w:pPr>
-    </w:p>
-    <w:p>
-      <w:pPr>
+    </w:p>
+    <w:p>
+      <w:pPr>
+        <w:rPr>
+          <w:rFonts w:hint="eastAsia"/>
+          <w:lang w:val="en-US" w:eastAsia="zh-CN"/>
+        </w:rPr>
+      </w:pPr>
+      <w:r>
         <w:rPr>
           <w:rFonts w:hint="default"/>
           <w:lang w:val="en-US" w:eastAsia="zh-CN"/>
         </w:rPr>
-      </w:pPr>
-      <w:r>
-        <w:rPr>
-          <w:rFonts w:hint="eastAsia"/>
-          <w:lang w:val="en-US" w:eastAsia="zh-CN"/>
-        </w:rPr>
-        <w:br w:type="textWrapping"/>
-      </w:r>
-      <w:r>
-        <w:rPr>
-          <w:rFonts w:hint="eastAsia"/>
-          <w:lang w:val="en-US" w:eastAsia="zh-CN"/>
-        </w:rPr>
-        <w:t>万兴recover it下载</w:t>
+        <w:br w:type="textWrapping"/>
+      </w:r>
+      <w:r>
+        <w:rPr>
+          <w:rFonts w:hint="eastAsia"/>
+          <w:lang w:val="en-US" w:eastAsia="zh-CN"/>
+        </w:rPr>
+        <w:t>万兴账号非会员：</w:t>
+      </w:r>
+      <w:r>
+        <w:rPr>
+          <w:rFonts w:hint="eastAsia"/>
+          <w:lang w:val="en-US" w:eastAsia="zh-CN"/>
+        </w:rPr>
+        <w:br w:type="textWrapping"/>
+      </w:r>
+      <w:r>
+        <w:rPr>
+          <w:rFonts w:hint="eastAsia"/>
+          <w:lang w:val="en-US" w:eastAsia="zh-CN"/>
+        </w:rPr>
+        <w:t>dengxin@300624.cn</w:t>
+      </w:r>
+    </w:p>
+    <w:p>
+      <w:pPr>
+        <w:rPr>
+          <w:rFonts w:hint="eastAsia"/>
+          <w:lang w:val="en-US" w:eastAsia="zh-CN"/>
+        </w:rPr>
+      </w:pPr>
+      <w:r>
+        <w:rPr>
+          <w:rFonts w:hint="eastAsia"/>
+          <w:lang w:val="en-US" w:eastAsia="zh-CN"/>
+        </w:rPr>
+        <w:t>Dengxin300624</w:t>
+      </w:r>
+    </w:p>
+    <w:p>
+      <w:pPr>
+        <w:rPr>
+          <w:rFonts w:hint="eastAsia"/>
+          <w:lang w:val="en-US" w:eastAsia="zh-CN"/>
+        </w:rPr>
+      </w:pPr>
+    </w:p>
+    <w:p>
+      <w:pPr>
+        <w:rPr>
+          <w:rFonts w:hint="eastAsia"/>
+          <w:lang w:val="en-US" w:eastAsia="zh-CN"/>
+        </w:rPr>
+      </w:pPr>
+      <w:r>
+        <w:rPr>
+          <w:rFonts w:hint="eastAsia"/>
+          <w:lang w:val="en-US" w:eastAsia="zh-CN"/>
+        </w:rPr>
+        <w:fldChar w:fldCharType="begin"/>
+      </w:r>
+      <w:r>
+        <w:rPr>
+          <w:rFonts w:hint="eastAsia"/>
+          <w:lang w:val="en-US" w:eastAsia="zh-CN"/>
+        </w:rPr>
+        <w:instrText xml:space="preserve"> HYPERLINK "mailto:15551359775@163.com" </w:instrText>
+      </w:r>
+      <w:r>
+        <w:rPr>
+          <w:rFonts w:hint="eastAsia"/>
+          <w:lang w:val="en-US" w:eastAsia="zh-CN"/>
+        </w:rPr>
+        <w:fldChar w:fldCharType="separate"/>
+      </w:r>
+      <w:r>
+        <w:rPr>
+          <w:rStyle w:val="4"/>
+          <w:rFonts w:hint="eastAsia"/>
+          <w:lang w:val="en-US" w:eastAsia="zh-CN"/>
+        </w:rPr>
+        <w:t>15551359775@163.com</w:t>
+      </w:r>
+      <w:r>
+        <w:rPr>
+          <w:rFonts w:hint="eastAsia"/>
+          <w:lang w:val="en-US" w:eastAsia="zh-CN"/>
+        </w:rPr>
+        <w:fldChar w:fldCharType="end"/>
       </w:r>
     </w:p>
     <w:p>
@@ -702,21 +1117,58 @@
       </w:pPr>
       <w:r>
         <w:rPr>
+          <w:rFonts w:hint="eastAsia"/>
+          <w:lang w:val="en-US" w:eastAsia="zh-CN"/>
+        </w:rPr>
+        <w:t>hangdudu521</w:t>
+      </w:r>
+    </w:p>
+    <w:p>
+      <w:pPr>
+        <w:rPr>
           <w:rFonts w:hint="default"/>
           <w:lang w:val="en-US" w:eastAsia="zh-CN"/>
         </w:rPr>
+      </w:pPr>
+    </w:p>
+    <w:p>
+      <w:pPr>
+        <w:rPr>
+          <w:rFonts w:hint="default"/>
+          <w:lang w:val="en-US" w:eastAsia="zh-CN"/>
+        </w:rPr>
+      </w:pPr>
+      <w:r>
+        <w:rPr>
+          <w:rFonts w:hint="eastAsia"/>
+          <w:lang w:val="en-US" w:eastAsia="zh-CN"/>
+        </w:rPr>
+        <w:t>万兴账号会员</w:t>
+      </w:r>
+      <w:r>
+        <w:rPr>
+          <w:rFonts w:hint="eastAsia"/>
+          <w:lang w:val="en-US" w:eastAsia="zh-CN"/>
+        </w:rPr>
+        <w:br w:type="textWrapping"/>
+      </w:r>
+      <w:r>
+        <w:rPr>
+          <w:rFonts w:hint="eastAsia"/>
+          <w:lang w:val="en-US" w:eastAsia="zh-CN"/>
+        </w:rPr>
         <w:fldChar w:fldCharType="begin"/>
       </w:r>
       <w:r>
         <w:rPr>
-          <w:rFonts w:hint="default"/>
-          <w:lang w:val="en-US" w:eastAsia="zh-CN"/>
-        </w:rPr>
-        <w:instrText xml:space="preserve"> HYPERLINK "https://recoverit.wondershare.net/ad/data-recovery-brand.html?msclkid=d394c8c1d1b11a6f4336a2c479cab80e&amp;utm_source=bing&amp;utm_medium=cpc&amp;utm_campaign=DataR_SS_Brand_Pid(4174)_US_EN&amp;utm_term=recover%20it&amp;utm_content=Brand%3A%20Recoverit-EM" </w:instrText>
-      </w:r>
-      <w:r>
-        <w:rPr>
-          <w:rFonts w:hint="default"/>
+          <w:rFonts w:hint="eastAsia"/>
+          <w:lang w:val="en-US" w:eastAsia="zh-CN"/>
+        </w:rPr>
+        <w:instrText xml:space="preserve"> HYPERLINK "mailto:lisy@300624.cn" </w:instrText>
+      </w:r>
+      <w:r>
+        <w:rPr>
+          <w:rFonts w:hint="eastAsia"/>
           <w:lang w:val="en-US" w:eastAsia="zh-CN"/>
         </w:rPr>
         <w:fldChar w:fldCharType="separate"/>
@@ -724,216 +1176,116 @@
       <w:r>
         <w:rPr>
           <w:rStyle w:val="4"/>
-          <w:rFonts w:hint="default"/>
-          <w:lang w:val="en-US" w:eastAsia="zh-CN"/>
-        </w:rPr>
-        <w:t>https://recoverit.wondershare.net/ad/data-recovery-brand.html?msclkid=d394c8c1d1b11a6f4336a2c479cab80e&amp;utm_source=bing&amp;utm_medium=cpc&amp;utm_campaign=DataR_SS_Brand_Pid(4174)_US_EN&amp;utm_term=recover%20it&amp;utm_content=Brand%3A%20Recoverit-EM</w:t>
-      </w:r>
-      <w:r>
-        <w:rPr>
-          <w:rFonts w:hint="default"/>
+          <w:rFonts w:hint="eastAsia"/>
+          <w:lang w:val="en-US" w:eastAsia="zh-CN"/>
+        </w:rPr>
+        <w:t>lisy@300624.cn</w:t>
+      </w:r>
+      <w:r>
+        <w:rPr>
+          <w:rStyle w:val="4"/>
+          <w:rFonts w:hint="eastAsia"/>
+          <w:lang w:val="en-US" w:eastAsia="zh-CN"/>
+        </w:rPr>
+        <w:br w:type="textWrapping"/>
+      </w:r>
+      <w:r>
+        <w:rPr>
+          <w:rFonts w:hint="eastAsia"/>
           <w:lang w:val="en-US" w:eastAsia="zh-CN"/>
         </w:rPr>
         <w:fldChar w:fldCharType="end"/>
       </w:r>
-    </w:p>
-    <w:p>
-      <w:pPr>
-        <w:rPr>
-          <w:rFonts w:hint="eastAsia"/>
-          <w:lang w:val="en-US" w:eastAsia="zh-CN"/>
-        </w:rPr>
-      </w:pPr>
-      <w:r>
-        <w:rPr>
-          <w:rFonts w:hint="default"/>
-          <w:lang w:val="en-US" w:eastAsia="zh-CN"/>
-        </w:rPr>
-        <w:br w:type="textWrapping"/>
-      </w:r>
-      <w:r>
-        <w:rPr>
-          <w:rFonts w:hint="eastAsia"/>
-          <w:lang w:val="en-US" w:eastAsia="zh-CN"/>
-        </w:rPr>
-        <w:t>万兴账号非会员：</w:t>
-      </w:r>
-      <w:r>
-        <w:rPr>
-          <w:rFonts w:hint="eastAsia"/>
-          <w:lang w:val="en-US" w:eastAsia="zh-CN"/>
-        </w:rPr>
-        <w:br w:type="textWrapping"/>
-      </w:r>
-      <w:r>
-        <w:rPr>
-          <w:rFonts w:hint="eastAsia"/>
-          <w:lang w:val="en-US" w:eastAsia="zh-CN"/>
-        </w:rPr>
-        <w:t>dengxin@300624.cn</w:t>
-      </w:r>
-    </w:p>
-    <w:p>
-      <w:pPr>
-        <w:rPr>
-          <w:rFonts w:hint="eastAsia"/>
-          <w:lang w:val="en-US" w:eastAsia="zh-CN"/>
-        </w:rPr>
-      </w:pPr>
-      <w:r>
-        <w:rPr>
-          <w:rFonts w:hint="eastAsia"/>
-          <w:lang w:val="en-US" w:eastAsia="zh-CN"/>
-        </w:rPr>
-        <w:t>Dengxin300624</w:t>
-      </w:r>
-    </w:p>
-    <w:p>
-      <w:pPr>
-        <w:rPr>
-          <w:rFonts w:hint="eastAsia"/>
-          <w:lang w:val="en-US" w:eastAsia="zh-CN"/>
-        </w:rPr>
-      </w:pPr>
-    </w:p>
-    <w:p>
-      <w:pPr>
-        <w:rPr>
-          <w:rFonts w:hint="eastAsia"/>
-          <w:lang w:val="en-US" w:eastAsia="zh-CN"/>
-        </w:rPr>
-      </w:pPr>
-      <w:r>
-        <w:rPr>
-          <w:rFonts w:hint="eastAsia"/>
-          <w:lang w:val="en-US" w:eastAsia="zh-CN"/>
-        </w:rPr>
-        <w:fldChar w:fldCharType="begin"/>
-      </w:r>
-      <w:r>
-        <w:rPr>
-          <w:rFonts w:hint="eastAsia"/>
-          <w:lang w:val="en-US" w:eastAsia="zh-CN"/>
-        </w:rPr>
-        <w:instrText xml:space="preserve"> HYPERLINK "mailto:15551359775@163.com" </w:instrText>
-      </w:r>
-      <w:r>
-        <w:rPr>
-          <w:rFonts w:hint="eastAsia"/>
-          <w:lang w:val="en-US" w:eastAsia="zh-CN"/>
-        </w:rPr>
-        <w:fldChar w:fldCharType="separate"/>
-      </w:r>
-      <w:r>
-        <w:rPr>
-          <w:rStyle w:val="4"/>
-          <w:rFonts w:hint="eastAsia"/>
-          <w:lang w:val="en-US" w:eastAsia="zh-CN"/>
-        </w:rPr>
-        <w:t>15551359775@163.com</w:t>
-      </w:r>
-      <w:r>
-        <w:rPr>
-          <w:rFonts w:hint="eastAsia"/>
-          <w:lang w:val="en-US" w:eastAsia="zh-CN"/>
-        </w:rPr>
-        <w:fldChar w:fldCharType="end"/>
-      </w:r>
-    </w:p>
-    <w:p>
-      <w:pPr>
-        <w:rPr>
-          <w:rFonts w:hint="default"/>
-          <w:lang w:val="en-US" w:eastAsia="zh-CN"/>
-        </w:rPr>
-      </w:pPr>
-      <w:r>
-        <w:rPr>
-          <w:rFonts w:hint="eastAsia"/>
-          <w:lang w:val="en-US" w:eastAsia="zh-CN"/>
-        </w:rPr>
-        <w:t>hangdudu521</w:t>
-      </w:r>
-    </w:p>
-    <w:p>
-      <w:pPr>
-        <w:rPr>
-          <w:rFonts w:hint="default"/>
-          <w:lang w:val="en-US" w:eastAsia="zh-CN"/>
-        </w:rPr>
-      </w:pPr>
-    </w:p>
-    <w:p>
-      <w:pPr>
-        <w:rPr>
-          <w:rFonts w:hint="default"/>
-          <w:lang w:val="en-US" w:eastAsia="zh-CN"/>
-        </w:rPr>
-      </w:pPr>
-      <w:r>
-        <w:rPr>
-          <w:rFonts w:hint="eastAsia"/>
-          <w:lang w:val="en-US" w:eastAsia="zh-CN"/>
-        </w:rPr>
-        <w:t>万兴账号会员</w:t>
-      </w:r>
-      <w:r>
-        <w:rPr>
-          <w:rFonts w:hint="eastAsia"/>
-          <w:lang w:val="en-US" w:eastAsia="zh-CN"/>
-        </w:rPr>
-        <w:br w:type="textWrapping"/>
-      </w:r>
-      <w:r>
-        <w:rPr>
-          <w:rFonts w:hint="eastAsia"/>
-          <w:lang w:val="en-US" w:eastAsia="zh-CN"/>
-        </w:rPr>
-        <w:fldChar w:fldCharType="begin"/>
-      </w:r>
-      <w:r>
-        <w:rPr>
-          <w:rFonts w:hint="eastAsia"/>
-          <w:lang w:val="en-US" w:eastAsia="zh-CN"/>
-        </w:rPr>
-        <w:instrText xml:space="preserve"> HYPERLINK "mailto:lisy@300624.cn" </w:instrText>
-      </w:r>
-      <w:r>
-        <w:rPr>
-          <w:rFonts w:hint="eastAsia"/>
-          <w:lang w:val="en-US" w:eastAsia="zh-CN"/>
-        </w:rPr>
-        <w:fldChar w:fldCharType="separate"/>
-      </w:r>
-      <w:r>
-        <w:rPr>
-          <w:rStyle w:val="4"/>
-          <w:rFonts w:hint="eastAsia"/>
-          <w:lang w:val="en-US" w:eastAsia="zh-CN"/>
-        </w:rPr>
-        <w:t>lisy@300624.cn</w:t>
-      </w:r>
-      <w:r>
-        <w:rPr>
-          <w:rStyle w:val="4"/>
-          <w:rFonts w:hint="eastAsia"/>
-          <w:lang w:val="en-US" w:eastAsia="zh-CN"/>
-        </w:rPr>
-        <w:br w:type="textWrapping"/>
-      </w:r>
-      <w:r>
-        <w:rPr>
-          <w:rFonts w:hint="eastAsia"/>
-          <w:lang w:val="en-US" w:eastAsia="zh-CN"/>
-        </w:rPr>
-        <w:fldChar w:fldCharType="end"/>
-      </w:r>
       <w:r>
         <w:rPr>
           <w:rFonts w:hint="eastAsia"/>
           <w:lang w:val="en-US" w:eastAsia="zh-CN"/>
         </w:rPr>
         <w:t>Lisy300624</w:t>
+      </w:r>
+      <w:r>
+        <w:rPr>
+          <w:rFonts w:hint="eastAsia"/>
+          <w:lang w:val="en-US" w:eastAsia="zh-CN"/>
+        </w:rPr>
+        <w:br w:type="textWrapping"/>
+      </w:r>
+      <w:r>
+        <w:rPr>
+          <w:rFonts w:hint="eastAsia"/>
+          <w:lang w:val="en-US" w:eastAsia="zh-CN"/>
+        </w:rPr>
+        <w:br w:type="textWrapping"/>
+      </w:r>
+      <w:r>
+        <w:rPr>
+          <w:rFonts w:hint="eastAsia"/>
+          <w:lang w:val="en-US" w:eastAsia="zh-CN"/>
+        </w:rPr>
+        <w:br w:type="textWrapping"/>
+      </w:r>
+      <w:r>
+        <w:rPr>
+          <w:rFonts w:hint="eastAsia"/>
+          <w:lang w:val="en-US" w:eastAsia="zh-CN"/>
+        </w:rPr>
+        <w:t>梵高的向日葵---李伟</w:t>
+      </w:r>
+      <w:r>
+        <w:rPr>
+          <w:rFonts w:hint="eastAsia"/>
+          <w:lang w:val="en-US" w:eastAsia="zh-CN"/>
+        </w:rPr>
+        <w:br w:type="textWrapping"/>
+      </w:r>
+      <w:r>
+        <w:rPr>
+          <w:rFonts w:hint="eastAsia"/>
+          <w:lang w:val="en-US" w:eastAsia="zh-CN"/>
+        </w:rPr>
+        <w:t>步履不停---吴运杰</w:t>
+      </w:r>
+      <w:r>
+        <w:rPr>
+          <w:rFonts w:hint="eastAsia"/>
+          <w:lang w:val="en-US" w:eastAsia="zh-CN"/>
+        </w:rPr>
+        <w:br w:type="textWrapping"/>
+      </w:r>
+      <w:r>
+        <w:rPr>
+          <w:rFonts w:hint="eastAsia"/>
+          <w:lang w:val="en-US" w:eastAsia="zh-CN"/>
+        </w:rPr>
+        <w:t>eachjiay---周懿琦</w:t>
+      </w:r>
+      <w:r>
+        <w:rPr>
+          <w:rFonts w:hint="eastAsia"/>
+          <w:lang w:val="en-US" w:eastAsia="zh-CN"/>
+        </w:rPr>
+        <w:br w:type="textWrapping"/>
+      </w:r>
+      <w:r>
+        <w:rPr>
+          <w:rFonts w:hint="eastAsia"/>
+          <w:lang w:val="en-US" w:eastAsia="zh-CN"/>
+        </w:rPr>
+        <w:t>无声 ---学良</w:t>
+      </w:r>
+      <w:r>
+        <w:rPr>
+          <w:rFonts w:hint="eastAsia"/>
+          <w:lang w:val="en-US" w:eastAsia="zh-CN"/>
+        </w:rPr>
+        <w:br w:type="textWrapping"/>
+      </w:r>
+      <w:r>
+        <w:rPr>
+          <w:rFonts w:hint="eastAsia"/>
+          <w:lang w:val="en-US" w:eastAsia="zh-CN"/>
+        </w:rPr>
+        <w:br w:type="textWrapping"/>
       </w:r>
     </w:p>
     <w:sectPr>

--- a/数据恢复文档.docx
+++ b/数据恢复文档.docx
@@ -284,7 +284,7 @@
     <w:p>
       <w:pPr>
         <w:rPr>
-          <w:rFonts w:hint="eastAsia"/>
+          <w:rFonts w:hint="default"/>
           <w:lang w:val="en-US" w:eastAsia="zh-CN"/>
         </w:rPr>
       </w:pPr>
@@ -295,6 +295,73 @@
         </w:rPr>
         <w:t>需求&amp;bug表</w:t>
       </w:r>
+      <w:r>
+        <w:rPr>
+          <w:rFonts w:hint="eastAsia"/>
+          <w:lang w:val="en-US" w:eastAsia="zh-CN"/>
+        </w:rPr>
+        <w:br w:type="textWrapping"/>
+      </w:r>
+      <w:r>
+        <w:rPr>
+          <w:rFonts w:hint="eastAsia"/>
+          <w:lang w:val="en-US" w:eastAsia="zh-CN"/>
+        </w:rPr>
+        <w:br w:type="textWrapping"/>
+      </w:r>
+      <w:r>
+        <w:rPr>
+          <w:rFonts w:hint="eastAsia"/>
+          <w:lang w:val="en-US" w:eastAsia="zh-CN"/>
+        </w:rPr>
+        <w:fldChar w:fldCharType="begin"/>
+      </w:r>
+      <w:r>
+        <w:rPr>
+          <w:rFonts w:hint="eastAsia"/>
+          <w:lang w:val="en-US" w:eastAsia="zh-CN"/>
+        </w:rPr>
+        <w:instrText xml:space="preserve"> HYPERLINK "https://icnt3nwmlpd2.feishu.cn/wiki/Nc7RwB6jJi6wIAk1VNkcHAgnnOc?sheet=cOdycX" </w:instrText>
+      </w:r>
+      <w:r>
+        <w:rPr>
+          <w:rFonts w:hint="eastAsia"/>
+          <w:lang w:val="en-US" w:eastAsia="zh-CN"/>
+        </w:rPr>
+        <w:fldChar w:fldCharType="separate"/>
+      </w:r>
+      <w:r>
+        <w:rPr>
+          <w:rStyle w:val="4"/>
+          <w:rFonts w:hint="eastAsia"/>
+          <w:lang w:val="en-US" w:eastAsia="zh-CN"/>
+        </w:rPr>
+        <w:t>https://icnt3nwmlpd2.feishu.cn/wiki/Nc7RwB6jJi6wIAk1VNkcHAgnnOc?sheet=cOdycX</w:t>
+      </w:r>
+      <w:r>
+        <w:rPr>
+          <w:rStyle w:val="4"/>
+          <w:rFonts w:hint="eastAsia"/>
+          <w:lang w:val="en-US" w:eastAsia="zh-CN"/>
+        </w:rPr>
+        <w:br w:type="textWrapping"/>
+      </w:r>
+      <w:r>
+        <w:rPr>
+          <w:rFonts w:hint="eastAsia"/>
+          <w:lang w:val="en-US" w:eastAsia="zh-CN"/>
+        </w:rPr>
+        <w:fldChar w:fldCharType="end"/>
+      </w:r>
+      <w:r>
+        <w:rPr>
+          <w:rFonts w:hint="eastAsia"/>
+          <w:lang w:val="en-US" w:eastAsia="zh-CN"/>
+        </w:rPr>
+        <w:t>价格表</w:t>
+      </w:r>
+      <w:bookmarkStart w:id="0" w:name="_GoBack"/>
+      <w:bookmarkEnd w:id="0"/>
     </w:p>
     <w:p>
       <w:pPr>
@@ -474,7 +541,6 @@
         </w:rPr>
         <w:br w:type="textWrapping"/>
       </w:r>
-      <w:bookmarkStart w:id="0" w:name="_GoBack"/>
       <w:r>
         <w:rPr>
           <w:rStyle w:val="4"/>
@@ -483,7 +549,6 @@
         </w:rPr>
         <w:t>hangdudus@gamil.com</w:t>
       </w:r>
-      <w:bookmarkEnd w:id="0"/>
       <w:r>
         <w:rPr>
           <w:rStyle w:val="4"/>
